--- a/svoyo-delo/대본/3부/03화_Dima.docx
+++ b/svoyo-delo/대본/3부/03화_Dima.docx
@@ -92,7 +92,7 @@
         <w:t xml:space="preserve"> </w:t>
       </w:r>
       <w:r>
-        <w:t xml:space="preserve">- 규칙: 지문 없음. 전 화 100% 「화자명: 대사」. 1턴 15단어 이내 + 긴 턴 10~15회(25~35단어), 낭독 1회(구인 공고). 문법 초점(B2): 형동사(сертифицированные врачи), 피동 관계절(менеджер, которого наказывают), 가정법(конкуренты привезли бы, не дал бы мне).</w:t>
+        <w:t xml:space="preserve">- 규칙: 지문 없음. 전 화 100% 「화자명: 대사」. 1턴 20단어 이내 + 긴 턴 10~15회(30~50단어), 낭독 1회(구인 공고). 문법 초점(B2): 형동사(сертифицированные врачи), 피동 관계절(менеджер, которого наказывают), 가정법(конкуренты привезли бы, не дал бы мне).</w:t>
       </w:r>
       <w:r>
         <w:t xml:space="preserve"> </w:t>
@@ -542,119 +542,119 @@
         <w:pStyle w:val="FirstParagraph"/>
       </w:pPr>
       <w:r>
-        <w:t xml:space="preserve">IRINA: Алексей, вы спали сегодня?</w:t>
-      </w:r>
-    </w:p>
-    <w:p>
-      <w:pPr>
-        <w:pStyle w:val="BodyText"/>
-      </w:pPr>
-      <w:r>
-        <w:t xml:space="preserve">ALEKSEY: Пять часов. Нормально.</w:t>
-      </w:r>
-    </w:p>
-    <w:p>
-      <w:pPr>
-        <w:pStyle w:val="BodyText"/>
-      </w:pPr>
-      <w:r>
-        <w:t xml:space="preserve">IRINA: Пять часов три недели подряд — это не нормально. Это риск. Помните Сохи?</w:t>
-      </w:r>
-    </w:p>
-    <w:p>
-      <w:pPr>
-        <w:pStyle w:val="BodyText"/>
-      </w:pPr>
-      <w:r>
-        <w:t xml:space="preserve">ALEKSEY: Помню. Кто ещё? Две группы в центре, двадцать три врача в списке, Галина Резник, Тула.</w:t>
-      </w:r>
-    </w:p>
-    <w:p>
-      <w:pPr>
-        <w:pStyle w:val="BodyText"/>
-      </w:pPr>
-      <w:r>
-        <w:t xml:space="preserve">OLGA: Вы забыли себя. Вы ещё и директор. Директор, который отвечает на звонки в одиннадцать вечера.</w:t>
-      </w:r>
-    </w:p>
-    <w:p>
-      <w:pPr>
-        <w:pStyle w:val="BodyText"/>
-      </w:pPr>
-      <w:r>
-        <w:t xml:space="preserve">ALEKSEY: Врачи звонят вечером. После приёма.</w:t>
-      </w:r>
-    </w:p>
-    <w:p>
-      <w:pPr>
-        <w:pStyle w:val="BodyText"/>
-      </w:pPr>
-      <w:r>
-        <w:t xml:space="preserve">IRINA: Поэтому нужен человек. Первый сотрудник. Не партнёр, не преподаватель. Менеджер по работе с врачами.</w:t>
-      </w:r>
-    </w:p>
-    <w:p>
-      <w:pPr>
-        <w:pStyle w:val="BodyText"/>
-      </w:pPr>
-      <w:r>
-        <w:t xml:space="preserve">ALEKSEY: Я думал об этом. Но боюсь.</w:t>
-      </w:r>
-    </w:p>
-    <w:p>
-      <w:pPr>
-        <w:pStyle w:val="BodyText"/>
-      </w:pPr>
-      <w:r>
-        <w:t xml:space="preserve">OLGA: Чего?</w:t>
-      </w:r>
-    </w:p>
-    <w:p>
-      <w:pPr>
-        <w:pStyle w:val="BodyText"/>
-      </w:pPr>
-      <w:r>
-        <w:t xml:space="preserve">ALEKSEY: Что он будет продавать, как продавал я в «Хельвемеде». Быстро. С Сочи.</w:t>
-      </w:r>
-    </w:p>
-    <w:p>
-      <w:pPr>
-        <w:pStyle w:val="BodyText"/>
-      </w:pPr>
-      <w:r>
-        <w:t xml:space="preserve">OLGA: Значит, вы боитесь правильного. Первый сотрудник — это не помощь. Это культура. Каким будет первый, такими будут следующие двадцать. Я видела это в трёх компаниях. Один плохой первый — и через год все такие.</w:t>
-      </w:r>
-    </w:p>
-    <w:p>
-      <w:pPr>
-        <w:pStyle w:val="BodyText"/>
-      </w:pPr>
-      <w:r>
-        <w:t xml:space="preserve">IRINA: Деньги есть. Январь — первый месяц почти в ноль. Без займов.</w:t>
-      </w:r>
-    </w:p>
-    <w:p>
-      <w:pPr>
-        <w:pStyle w:val="BodyText"/>
-      </w:pPr>
-      <w:r>
-        <w:t xml:space="preserve">ALEKSEY: Почти в ноль. Ирина, вы улыбаетесь.</w:t>
-      </w:r>
-    </w:p>
-    <w:p>
-      <w:pPr>
-        <w:pStyle w:val="BodyText"/>
-      </w:pPr>
-      <w:r>
-        <w:t xml:space="preserve">IRINA: Я не улыбаюсь. Я констатирую. Вот бюджет на сотрудника. Девяносто тысяч в месяц.</w:t>
-      </w:r>
-    </w:p>
-    <w:p>
-      <w:pPr>
-        <w:pStyle w:val="BodyText"/>
-      </w:pPr>
-      <w:r>
-        <w:t xml:space="preserve">ALEKSEY: Девяносто. И бонус. Давайте по делу: какой бонус?</w:t>
+        <w:t xml:space="preserve">IRINA: Алексей, скажите честно, вы сегодня вообще спали?</w:t>
+      </w:r>
+    </w:p>
+    <w:p>
+      <w:pPr>
+        <w:pStyle w:val="BodyText"/>
+      </w:pPr>
+      <w:r>
+        <w:t xml:space="preserve">ALEKSEY: Пять часов. Для меня это нормально, не беспокойтесь.</w:t>
+      </w:r>
+    </w:p>
+    <w:p>
+      <w:pPr>
+        <w:pStyle w:val="BodyText"/>
+      </w:pPr>
+      <w:r>
+        <w:t xml:space="preserve">IRINA: Пять часов три недели подряд — это не нормально, а риск. Вы помните, что было с Сохи?</w:t>
+      </w:r>
+    </w:p>
+    <w:p>
+      <w:pPr>
+        <w:pStyle w:val="BodyText"/>
+      </w:pPr>
+      <w:r>
+        <w:t xml:space="preserve">ALEKSEY: Помню. Но кто ещё это сделает? Две группы в центре, двадцать три врача в списке, Галина Резник, Тула.</w:t>
+      </w:r>
+    </w:p>
+    <w:p>
+      <w:pPr>
+        <w:pStyle w:val="BodyText"/>
+      </w:pPr>
+      <w:r>
+        <w:t xml:space="preserve">OLGA: Вы забыли в этом списке себя. Вы ещё и директор, причём директор, который отвечает на звонки в одиннадцать вечера.</w:t>
+      </w:r>
+    </w:p>
+    <w:p>
+      <w:pPr>
+        <w:pStyle w:val="BodyText"/>
+      </w:pPr>
+      <w:r>
+        <w:t xml:space="preserve">ALEKSEY: Врачи звонят вечером, потому что днём у них приём.</w:t>
+      </w:r>
+    </w:p>
+    <w:p>
+      <w:pPr>
+        <w:pStyle w:val="BodyText"/>
+      </w:pPr>
+      <w:r>
+        <w:t xml:space="preserve">IRINA: Поэтому нам нужен человек, первый сотрудник. Не партнёр и не преподаватель, а менеджер по работе с врачами.</w:t>
+      </w:r>
+    </w:p>
+    <w:p>
+      <w:pPr>
+        <w:pStyle w:val="BodyText"/>
+      </w:pPr>
+      <w:r>
+        <w:t xml:space="preserve">ALEKSEY: Я уже думал об этом, но, честно говоря, боюсь.</w:t>
+      </w:r>
+    </w:p>
+    <w:p>
+      <w:pPr>
+        <w:pStyle w:val="BodyText"/>
+      </w:pPr>
+      <w:r>
+        <w:t xml:space="preserve">OLGA: Чего именно вы боитесь, Алексей Николаевич?</w:t>
+      </w:r>
+    </w:p>
+    <w:p>
+      <w:pPr>
+        <w:pStyle w:val="BodyText"/>
+      </w:pPr>
+      <w:r>
+        <w:t xml:space="preserve">ALEKSEY: Что он будет продавать так, как продавал я в «Хельвемеде»: быстро и с Сочи.</w:t>
+      </w:r>
+    </w:p>
+    <w:p>
+      <w:pPr>
+        <w:pStyle w:val="BodyText"/>
+      </w:pPr>
+      <w:r>
+        <w:t xml:space="preserve">OLGA: Значит, вы боитесь правильного. Первый сотрудник — это не помощь. Это культура. Каким будет первый, такими будут и следующие двадцать. Я видела это в трёх компаниях: один плохой первый, и через год все такие же.</w:t>
+      </w:r>
+    </w:p>
+    <w:p>
+      <w:pPr>
+        <w:pStyle w:val="BodyText"/>
+      </w:pPr>
+      <w:r>
+        <w:t xml:space="preserve">IRINA: Деньги на это есть. Январь стал первым месяцем, который мы закрыли почти в ноль, и без займов.</w:t>
+      </w:r>
+    </w:p>
+    <w:p>
+      <w:pPr>
+        <w:pStyle w:val="BodyText"/>
+      </w:pPr>
+      <w:r>
+        <w:t xml:space="preserve">ALEKSEY: Почти в ноль… Ирина, вы что, улыбаетесь?</w:t>
+      </w:r>
+    </w:p>
+    <w:p>
+      <w:pPr>
+        <w:pStyle w:val="BodyText"/>
+      </w:pPr>
+      <w:r>
+        <w:t xml:space="preserve">IRINA: Я не улыбаюсь, я просто констатирую факт. Вот бюджет на сотрудника: девяносто тысяч в месяц.</w:t>
+      </w:r>
+    </w:p>
+    <w:p>
+      <w:pPr>
+        <w:pStyle w:val="BodyText"/>
+      </w:pPr>
+      <w:r>
+        <w:t xml:space="preserve">ALEKSEY: Девяносто и ещё бонус. Давайте по делу: какой бонус мы ему предложим?</w:t>
       </w:r>
     </w:p>
     <w:bookmarkEnd w:id="21"/>
@@ -672,55 +672,55 @@
         <w:pStyle w:val="FirstParagraph"/>
       </w:pPr>
       <w:r>
-        <w:t xml:space="preserve">IRINA: Вот здесь мы и поспорим. Какой бонус платят в «Хельвемеде»?</w:t>
-      </w:r>
-    </w:p>
-    <w:p>
-      <w:pPr>
-        <w:pStyle w:val="BodyText"/>
-      </w:pPr>
-      <w:r>
-        <w:t xml:space="preserve">ALEKSEY: Процент от продаж. Три-пять процентов. Как везде.</w:t>
-      </w:r>
-    </w:p>
-    <w:p>
-      <w:pPr>
-        <w:pStyle w:val="BodyText"/>
-      </w:pPr>
-      <w:r>
-        <w:t xml:space="preserve">OLGA: Как везде. И как везде — Сочи.</w:t>
-      </w:r>
-    </w:p>
-    <w:p>
-      <w:pPr>
-        <w:pStyle w:val="BodyText"/>
-      </w:pPr>
-      <w:r>
-        <w:t xml:space="preserve">ALEKSEY: Процент — это честно. Продал больше — получил больше.</w:t>
-      </w:r>
-    </w:p>
-    <w:p>
-      <w:pPr>
-        <w:pStyle w:val="BodyText"/>
-      </w:pPr>
-      <w:r>
-        <w:t xml:space="preserve">IRINA: Процент — это честно для продавца. Для нас процент значит: менеджер продаёт врачу без сертификата, потому что до конца квартала три дня. Мы уже видели это у Корниловой: процент — стимул сертифицировать всех подряд.</w:t>
-      </w:r>
-    </w:p>
-    <w:p>
-      <w:pPr>
-        <w:pStyle w:val="BodyText"/>
-      </w:pPr>
-      <w:r>
-        <w:t xml:space="preserve">ALEKSEY: Тогда за что платить? Без бонуса продавец спит.</w:t>
-      </w:r>
-    </w:p>
-    <w:p>
-      <w:pPr>
-        <w:pStyle w:val="BodyText"/>
-      </w:pPr>
-      <w:r>
-        <w:t xml:space="preserve">OLGA: Платите за то, что вы хотите видеть через год.</w:t>
+        <w:t xml:space="preserve">IRINA: Вот здесь мы с вами и поспорим. Какой бонус платят в «Хельвемеде»?</w:t>
+      </w:r>
+    </w:p>
+    <w:p>
+      <w:pPr>
+        <w:pStyle w:val="BodyText"/>
+      </w:pPr>
+      <w:r>
+        <w:t xml:space="preserve">ALEKSEY: Процент от продаж, обычно три-пять процентов, как и везде.</w:t>
+      </w:r>
+    </w:p>
+    <w:p>
+      <w:pPr>
+        <w:pStyle w:val="BodyText"/>
+      </w:pPr>
+      <w:r>
+        <w:t xml:space="preserve">OLGA: Как везде. И, как везде, потом получается Сочи.</w:t>
+      </w:r>
+    </w:p>
+    <w:p>
+      <w:pPr>
+        <w:pStyle w:val="BodyText"/>
+      </w:pPr>
+      <w:r>
+        <w:t xml:space="preserve">ALEKSEY: Но процент — это честно. Если продал больше, то и получил больше.</w:t>
+      </w:r>
+    </w:p>
+    <w:p>
+      <w:pPr>
+        <w:pStyle w:val="BodyText"/>
+      </w:pPr>
+      <w:r>
+        <w:t xml:space="preserve">IRINA: Процент — это честно для продавца. Для нас процент значит, что менеджер продаёт врачу без сертификата, потому что до конца квартала три дня. Мы уже слышали это от Корниловой: процент — стимул сертифицировать всех подряд.</w:t>
+      </w:r>
+    </w:p>
+    <w:p>
+      <w:pPr>
+        <w:pStyle w:val="BodyText"/>
+      </w:pPr>
+      <w:r>
+        <w:t xml:space="preserve">ALEKSEY: Тогда за что же платить? Без бонуса любой продавец просто спит.</w:t>
+      </w:r>
+    </w:p>
+    <w:p>
+      <w:pPr>
+        <w:pStyle w:val="BodyText"/>
+      </w:pPr>
+      <w:r>
+        <w:t xml:space="preserve">OLGA: Платите за то, что вы хотите видеть через год, а не через неделю.</w:t>
       </w:r>
     </w:p>
     <w:p>
@@ -736,15 +736,15 @@
         <w:pStyle w:val="BodyText"/>
       </w:pPr>
       <w:r>
-        <w:t xml:space="preserve">IRINA: Вот. Записываю. Первое — сертифицированные врачи. Сколько врачей из его контактов сдали экзамен.</w:t>
-      </w:r>
-    </w:p>
-    <w:p>
-      <w:pPr>
-        <w:pStyle w:val="BodyText"/>
-      </w:pPr>
-      <w:r>
-        <w:t xml:space="preserve">OLGA: Не «записались на курс». Сдали. Записаться может кто угодно.</w:t>
+        <w:t xml:space="preserve">IRINA: Вот, записываю. Первое — сертифицированные врачи, то есть сколько врачей из его контактов сдали экзамен.</w:t>
+      </w:r>
+    </w:p>
+    <w:p>
+      <w:pPr>
+        <w:pStyle w:val="BodyText"/>
+      </w:pPr>
+      <w:r>
+        <w:t xml:space="preserve">OLGA: Не «записались на курс», а именно сдали. Записаться может кто угодно.</w:t>
       </w:r>
     </w:p>
     <w:p>
@@ -760,55 +760,55 @@
         <w:pStyle w:val="BodyText"/>
       </w:pPr>
       <w:r>
-        <w:t xml:space="preserve">ALEKSEY: И пациентки довольны. Иначе бы не заказал.</w:t>
-      </w:r>
-    </w:p>
-    <w:p>
-      <w:pPr>
-        <w:pStyle w:val="BodyText"/>
-      </w:pPr>
-      <w:r>
-        <w:t xml:space="preserve">IRINA: Третье — ноль нарушений. Наличные, подарки, продажа без сертификата — бонус ноль. За весь квартал.</w:t>
-      </w:r>
-    </w:p>
-    <w:p>
-      <w:pPr>
-        <w:pStyle w:val="BodyText"/>
-      </w:pPr>
-      <w:r>
-        <w:t xml:space="preserve">OLGA: И не только бонус. Увольнение. Это надо писать в договоре, а не говорить на собеседовании.</w:t>
-      </w:r>
-    </w:p>
-    <w:p>
-      <w:pPr>
-        <w:pStyle w:val="BodyText"/>
-      </w:pPr>
-      <w:r>
-        <w:t xml:space="preserve">ALEKSEY: Жёстко.</w:t>
-      </w:r>
-    </w:p>
-    <w:p>
-      <w:pPr>
-        <w:pStyle w:val="BodyText"/>
-      </w:pPr>
-      <w:r>
-        <w:t xml:space="preserve">OLGA: Жёстко один раз. Потом — спокойно. Мягко сначала — потом жёстко годами.</w:t>
-      </w:r>
-    </w:p>
-    <w:p>
-      <w:pPr>
-        <w:pStyle w:val="BodyText"/>
-      </w:pPr>
-      <w:r>
-        <w:t xml:space="preserve">IRINA: Бонус — до шестидесяти тысяч в квартал. Двадцать за каждый пункт. Плюс оклад девяносто.</w:t>
-      </w:r>
-    </w:p>
-    <w:p>
-      <w:pPr>
-        <w:pStyle w:val="BodyText"/>
-      </w:pPr>
-      <w:r>
-        <w:t xml:space="preserve">ALEKSEY: А если врачей мало, но все хорошие?</w:t>
+        <w:t xml:space="preserve">ALEKSEY: И его пациентки тоже довольны, иначе он бы не заказал.</w:t>
+      </w:r>
+    </w:p>
+    <w:p>
+      <w:pPr>
+        <w:pStyle w:val="BodyText"/>
+      </w:pPr>
+      <w:r>
+        <w:t xml:space="preserve">IRINA: Третье — ноль нарушений. Если есть наличные, подарки или продажа без сертификата, то бонус ноль за весь квартал.</w:t>
+      </w:r>
+    </w:p>
+    <w:p>
+      <w:pPr>
+        <w:pStyle w:val="BodyText"/>
+      </w:pPr>
+      <w:r>
+        <w:t xml:space="preserve">OLGA: И не только бонус, но и увольнение. Это надо писать в договоре, а не говорить на собеседовании.</w:t>
+      </w:r>
+    </w:p>
+    <w:p>
+      <w:pPr>
+        <w:pStyle w:val="BodyText"/>
+      </w:pPr>
+      <w:r>
+        <w:t xml:space="preserve">ALEKSEY: Это, по-моему, слишком жёстко для первого сотрудника.</w:t>
+      </w:r>
+    </w:p>
+    <w:p>
+      <w:pPr>
+        <w:pStyle w:val="BodyText"/>
+      </w:pPr>
+      <w:r>
+        <w:t xml:space="preserve">OLGA: Жёстко один раз, а потом спокойно. Если мягко сначала, то потом жёстко годами.</w:t>
+      </w:r>
+    </w:p>
+    <w:p>
+      <w:pPr>
+        <w:pStyle w:val="BodyText"/>
+      </w:pPr>
+      <w:r>
+        <w:t xml:space="preserve">IRINA: Бонус будет до шестидесяти тысяч в квартал, по двадцать за каждый пункт. Плюс оклад девяносто.</w:t>
+      </w:r>
+    </w:p>
+    <w:p>
+      <w:pPr>
+        <w:pStyle w:val="BodyText"/>
+      </w:pPr>
+      <w:r>
+        <w:t xml:space="preserve">ALEKSEY: А если врачей у него будет мало, но все они хорошие?</w:t>
       </w:r>
     </w:p>
     <w:p>
@@ -824,23 +824,23 @@
         <w:pStyle w:val="BodyText"/>
       </w:pPr>
       <w:r>
-        <w:t xml:space="preserve">ALEKSEY: Ирина, где вы этому научились?</w:t>
-      </w:r>
-    </w:p>
-    <w:p>
-      <w:pPr>
-        <w:pStyle w:val="BodyText"/>
-      </w:pPr>
-      <w:r>
-        <w:t xml:space="preserve">IRINA: В аудите. Я видела сорок систем бонусов. Тридцать восемь из них учили людей врать.</w:t>
-      </w:r>
-    </w:p>
-    <w:p>
-      <w:pPr>
-        <w:pStyle w:val="BodyText"/>
-      </w:pPr>
-      <w:r>
-        <w:t xml:space="preserve">OLGA: Теперь объявление. Алексей Николаевич, вы написали?</w:t>
+        <w:t xml:space="preserve">ALEKSEY: Ирина, где вы этому научились? В книгах такого не пишут.</w:t>
+      </w:r>
+    </w:p>
+    <w:p>
+      <w:pPr>
+        <w:pStyle w:val="BodyText"/>
+      </w:pPr>
+      <w:r>
+        <w:t xml:space="preserve">IRINA: В аудите. Я видела сорок систем бонусов, и тридцать восемь из них учили людей врать.</w:t>
+      </w:r>
+    </w:p>
+    <w:p>
+      <w:pPr>
+        <w:pStyle w:val="BodyText"/>
+      </w:pPr>
+      <w:r>
+        <w:t xml:space="preserve">OLGA: Теперь объявление о вакансии. Алексей Николаевич, вы его уже написали?</w:t>
       </w:r>
     </w:p>
     <w:p>
@@ -856,23 +856,23 @@
         <w:pStyle w:val="BodyText"/>
       </w:pPr>
       <w:r>
-        <w:t xml:space="preserve">OLGA: Стоп. Два прилагательных в первой строке. Вычёркиваю. Что вы делаете на самом деле?</w:t>
-      </w:r>
-    </w:p>
-    <w:p>
-      <w:pPr>
-        <w:pStyle w:val="BodyText"/>
-      </w:pPr>
-      <w:r>
-        <w:t xml:space="preserve">ALEKSEY: Продаём корейский филлер. Только обученным врачам. Только по безналу.</w:t>
-      </w:r>
-    </w:p>
-    <w:p>
-      <w:pPr>
-        <w:pStyle w:val="BodyText"/>
-      </w:pPr>
-      <w:r>
-        <w:t xml:space="preserve">OLGA: Вот это и пишите. Первой строкой.</w:t>
+        <w:t xml:space="preserve">OLGA: Стоп. У вас два прилагательных в первой строке, я их вычёркиваю. Что вы делаете на самом деле?</w:t>
+      </w:r>
+    </w:p>
+    <w:p>
+      <w:pPr>
+        <w:pStyle w:val="BodyText"/>
+      </w:pPr>
+      <w:r>
+        <w:t xml:space="preserve">ALEKSEY: Мы продаём корейский филлер, только обученным врачам и только по безналу.</w:t>
+      </w:r>
+    </w:p>
+    <w:p>
+      <w:pPr>
+        <w:pStyle w:val="BodyText"/>
+      </w:pPr>
+      <w:r>
+        <w:t xml:space="preserve">OLGA: Вот это и пишите, причём первой строкой.</w:t>
       </w:r>
     </w:p>
     <w:p>
@@ -888,63 +888,63 @@
         <w:pStyle w:val="BodyText"/>
       </w:pPr>
       <w:r>
-        <w:t xml:space="preserve">IRINA: «Который умеет отказывать». Половина кандидатов не придёт.</w:t>
-      </w:r>
-    </w:p>
-    <w:p>
-      <w:pPr>
-        <w:pStyle w:val="BodyText"/>
-      </w:pPr>
-      <w:r>
-        <w:t xml:space="preserve">OLGA: Правильная половина не придёт. Это экономит нам время.</w:t>
-      </w:r>
-    </w:p>
-    <w:p>
-      <w:pPr>
-        <w:pStyle w:val="BodyText"/>
-      </w:pPr>
-      <w:r>
-        <w:t xml:space="preserve">ALEKSEY: А требования? Опыт в эстетике? Медицинское образование?</w:t>
-      </w:r>
-    </w:p>
-    <w:p>
-      <w:pPr>
-        <w:pStyle w:val="BodyText"/>
-      </w:pPr>
-      <w:r>
-        <w:t xml:space="preserve">OLGA: Эстетике научит Корнилова. Честности не научит никто. Пишите: «Опыт продаж врачам — желателен. Опыт отказа — обязателен».</w:t>
-      </w:r>
-    </w:p>
-    <w:p>
-      <w:pPr>
-        <w:pStyle w:val="BodyText"/>
-      </w:pPr>
-      <w:r>
-        <w:t xml:space="preserve">IRINA: Опыт отказа. Как его проверить на собеседовании?</w:t>
-      </w:r>
-    </w:p>
-    <w:p>
-      <w:pPr>
-        <w:pStyle w:val="BodyText"/>
-      </w:pPr>
-      <w:r>
-        <w:t xml:space="preserve">ALEKSEY: Я знаю как. Я сыграю врача. Плохого врача.</w:t>
-      </w:r>
-    </w:p>
-    <w:p>
-      <w:pPr>
-        <w:pStyle w:val="BodyText"/>
-      </w:pPr>
-      <w:r>
-        <w:t xml:space="preserve">OLGA: Вы? Плохого врача? Это будет интересно.</w:t>
-      </w:r>
-    </w:p>
-    <w:p>
-      <w:pPr>
-        <w:pStyle w:val="BodyText"/>
-      </w:pPr>
-      <w:r>
-        <w:t xml:space="preserve">ALEKSEY: Я десять лет слушал плохих врачей в «Хельвемеде». Я знаю все их фразы наизусть.</w:t>
+        <w:t xml:space="preserve">IRINA: «Который умеет отказывать». После такой фразы половина кандидатов просто не придёт.</w:t>
+      </w:r>
+    </w:p>
+    <w:p>
+      <w:pPr>
+        <w:pStyle w:val="BodyText"/>
+      </w:pPr>
+      <w:r>
+        <w:t xml:space="preserve">OLGA: Не придёт правильная половина, и это экономит нам время.</w:t>
+      </w:r>
+    </w:p>
+    <w:p>
+      <w:pPr>
+        <w:pStyle w:val="BodyText"/>
+      </w:pPr>
+      <w:r>
+        <w:t xml:space="preserve">ALEKSEY: А что писать в требованиях? Опыт в эстетике? Медицинское образование?</w:t>
+      </w:r>
+    </w:p>
+    <w:p>
+      <w:pPr>
+        <w:pStyle w:val="BodyText"/>
+      </w:pPr>
+      <w:r>
+        <w:t xml:space="preserve">OLGA: Эстетике научит Корнилова, а честности не научит никто. Пишите: «Опыт продаж врачам — желателен. Опыт отказа — обязателен».</w:t>
+      </w:r>
+    </w:p>
+    <w:p>
+      <w:pPr>
+        <w:pStyle w:val="BodyText"/>
+      </w:pPr>
+      <w:r>
+        <w:t xml:space="preserve">IRINA: Опыт отказа… А как его проверить на собеседовании?</w:t>
+      </w:r>
+    </w:p>
+    <w:p>
+      <w:pPr>
+        <w:pStyle w:val="BodyText"/>
+      </w:pPr>
+      <w:r>
+        <w:t xml:space="preserve">ALEKSEY: Я знаю как. Я сыграю врача, причём плохого врача.</w:t>
+      </w:r>
+    </w:p>
+    <w:p>
+      <w:pPr>
+        <w:pStyle w:val="BodyText"/>
+      </w:pPr>
+      <w:r>
+        <w:t xml:space="preserve">OLGA: Вы? Плохого врача? Это будет очень интересно посмотреть.</w:t>
+      </w:r>
+    </w:p>
+    <w:p>
+      <w:pPr>
+        <w:pStyle w:val="BodyText"/>
+      </w:pPr>
+      <w:r>
+        <w:t xml:space="preserve">ALEKSEY: Я десять лет слушал плохих врачей в «Хельвемеде», поэтому знаю все их фразы наизусть.</w:t>
       </w:r>
     </w:p>
     <w:bookmarkEnd w:id="22"/>
@@ -962,87 +962,87 @@
         <w:pStyle w:val="FirstParagraph"/>
       </w:pPr>
       <w:r>
-        <w:t xml:space="preserve">ARTUR: Артур Бойко. Восемь лет в фарме. Последние три — «Хельвемед». Алексей, мы же знакомы!</w:t>
-      </w:r>
-    </w:p>
-    <w:p>
-      <w:pPr>
-        <w:pStyle w:val="BodyText"/>
-      </w:pPr>
-      <w:r>
-        <w:t xml:space="preserve">ALEKSEY: Знакомы. Вы были в соседнем отделе. Расскажите о себе. Как будто мы не знакомы.</w:t>
-      </w:r>
-    </w:p>
-    <w:p>
-      <w:pPr>
-        <w:pStyle w:val="BodyText"/>
-      </w:pPr>
-      <w:r>
-        <w:t xml:space="preserve">ARTUR: Я — результат. Сто двадцать процентов плана три года подряд. Лучший в регионе. Врачи меня любят.</w:t>
-      </w:r>
-    </w:p>
-    <w:p>
-      <w:pPr>
-        <w:pStyle w:val="BodyText"/>
-      </w:pPr>
-      <w:r>
-        <w:t xml:space="preserve">IRINA: Почему любят?</w:t>
-      </w:r>
-    </w:p>
-    <w:p>
-      <w:pPr>
-        <w:pStyle w:val="BodyText"/>
-      </w:pPr>
-      <w:r>
-        <w:t xml:space="preserve">ARTUR: Потому что я знаю, что врачу нужно. Не только продукт. Внимание, помощь, мероприятия.</w:t>
-      </w:r>
-    </w:p>
-    <w:p>
-      <w:pPr>
-        <w:pStyle w:val="BodyText"/>
-      </w:pPr>
-      <w:r>
-        <w:t xml:space="preserve">OLGA: Какие мероприятия?</w:t>
-      </w:r>
-    </w:p>
-    <w:p>
-      <w:pPr>
-        <w:pStyle w:val="BodyText"/>
-      </w:pPr>
-      <w:r>
-        <w:t xml:space="preserve">ARTUR: Конференции. Образовательные поездки. Ужины. Всё в рамках закона, разумеется. Через маркетинговый бюджет.</w:t>
-      </w:r>
-    </w:p>
-    <w:p>
-      <w:pPr>
-        <w:pStyle w:val="BodyText"/>
-      </w:pPr>
-      <w:r>
-        <w:t xml:space="preserve">ALEKSEY: Образовательные поездки. Куда, например?</w:t>
-      </w:r>
-    </w:p>
-    <w:p>
-      <w:pPr>
-        <w:pStyle w:val="BodyText"/>
-      </w:pPr>
-      <w:r>
-        <w:t xml:space="preserve">ARTUR: Сочи — классика. Дубай для лучших. Врач отдыхает, слушает лекцию два часа. Все довольны.</w:t>
-      </w:r>
-    </w:p>
-    <w:p>
-      <w:pPr>
-        <w:pStyle w:val="BodyText"/>
-      </w:pPr>
-      <w:r>
-        <w:t xml:space="preserve">ALEKSEY: Артур, у нас нет маркетингового бюджета на врачей. И не будет.</w:t>
-      </w:r>
-    </w:p>
-    <w:p>
-      <w:pPr>
-        <w:pStyle w:val="BodyText"/>
-      </w:pPr>
-      <w:r>
-        <w:t xml:space="preserve">ARTUR: Тогда как вы собираетесь продавать? На одном продукте?</w:t>
+        <w:t xml:space="preserve">ARTUR: Артур Бойко. Восемь лет в фарме, последние три года в «Хельвемеде». Алексей, мы же с тобой знакомы!</w:t>
+      </w:r>
+    </w:p>
+    <w:p>
+      <w:pPr>
+        <w:pStyle w:val="BodyText"/>
+      </w:pPr>
+      <w:r>
+        <w:t xml:space="preserve">ALEKSEY: Знакомы, вы были в соседнем отделе. Но расскажите о себе так, как будто мы не знакомы.</w:t>
+      </w:r>
+    </w:p>
+    <w:p>
+      <w:pPr>
+        <w:pStyle w:val="BodyText"/>
+      </w:pPr>
+      <w:r>
+        <w:t xml:space="preserve">ARTUR: Я — это результат. Сто двадцать процентов плана три года подряд, лучший в регионе. Врачи меня любят.</w:t>
+      </w:r>
+    </w:p>
+    <w:p>
+      <w:pPr>
+        <w:pStyle w:val="BodyText"/>
+      </w:pPr>
+      <w:r>
+        <w:t xml:space="preserve">IRINA: А почему врачи вас любят, как вы думаете?</w:t>
+      </w:r>
+    </w:p>
+    <w:p>
+      <w:pPr>
+        <w:pStyle w:val="BodyText"/>
+      </w:pPr>
+      <w:r>
+        <w:t xml:space="preserve">ARTUR: Потому что я знаю, что врачу нужно. Не только продукт, но и внимание, помощь, мероприятия.</w:t>
+      </w:r>
+    </w:p>
+    <w:p>
+      <w:pPr>
+        <w:pStyle w:val="BodyText"/>
+      </w:pPr>
+      <w:r>
+        <w:t xml:space="preserve">OLGA: Какие именно мероприятия вы имеете в виду?</w:t>
+      </w:r>
+    </w:p>
+    <w:p>
+      <w:pPr>
+        <w:pStyle w:val="BodyText"/>
+      </w:pPr>
+      <w:r>
+        <w:t xml:space="preserve">ARTUR: Конференции, образовательные поездки, ужины. Всё в рамках закона, разумеется, через маркетинговый бюджет.</w:t>
+      </w:r>
+    </w:p>
+    <w:p>
+      <w:pPr>
+        <w:pStyle w:val="BodyText"/>
+      </w:pPr>
+      <w:r>
+        <w:t xml:space="preserve">ALEKSEY: Образовательные поездки… И куда, например, вы их отправляли?</w:t>
+      </w:r>
+    </w:p>
+    <w:p>
+      <w:pPr>
+        <w:pStyle w:val="BodyText"/>
+      </w:pPr>
+      <w:r>
+        <w:t xml:space="preserve">ARTUR: Сочи — это классика, а Дубай для лучших. Врач отдыхает, два часа слушает лекцию, и все довольны.</w:t>
+      </w:r>
+    </w:p>
+    <w:p>
+      <w:pPr>
+        <w:pStyle w:val="BodyText"/>
+      </w:pPr>
+      <w:r>
+        <w:t xml:space="preserve">ALEKSEY: Артур, у нас нет маркетингового бюджета на врачей, и его не будет.</w:t>
+      </w:r>
+    </w:p>
+    <w:p>
+      <w:pPr>
+        <w:pStyle w:val="BodyText"/>
+      </w:pPr>
+      <w:r>
+        <w:t xml:space="preserve">ARTUR: Тогда как вы собираетесь продавать? На одном только продукте?</w:t>
       </w:r>
     </w:p>
     <w:p>
@@ -1058,143 +1058,143 @@
         <w:pStyle w:val="BodyText"/>
       </w:pPr>
       <w:r>
-        <w:t xml:space="preserve">ARTUR: Понятно. Алексей, ты всегда был… принципиальным. Удачи. Она вам понадобится.</w:t>
-      </w:r>
-    </w:p>
-    <w:p>
-      <w:pPr>
-        <w:pStyle w:val="BodyText"/>
-      </w:pPr>
-      <w:r>
-        <w:t xml:space="preserve">IRINA: Он не вернётся. И правильно. Следующий — Ковалёв. Ярославль.</w:t>
-      </w:r>
-    </w:p>
-    <w:p>
-      <w:pPr>
-        <w:pStyle w:val="BodyText"/>
-      </w:pPr>
-      <w:r>
-        <w:t xml:space="preserve">DIMA: Здравствуйте. Дмитрий Ковалёв. Можно Дима. Двадцать девять лет. Я раньше продавал лекарства для коров.</w:t>
-      </w:r>
-    </w:p>
-    <w:p>
-      <w:pPr>
-        <w:pStyle w:val="BodyText"/>
-      </w:pPr>
-      <w:r>
-        <w:t xml:space="preserve">OLGA: Для коров. Интересно. Расскажите о себе, Дмитрий.</w:t>
-      </w:r>
-    </w:p>
-    <w:p>
-      <w:pPr>
-        <w:pStyle w:val="BodyText"/>
-      </w:pPr>
-      <w:r>
-        <w:t xml:space="preserve">DIMA: Пять лет — ветеринарные препараты. Ярославская область. Колхозы, фермы. Сорок хозяйств. Ветеринар на ферме — самый недоверчивый человек в мире. Его нельзя обмануть: если корова умерла, он помнит, кто продал.</w:t>
-      </w:r>
-    </w:p>
-    <w:p>
-      <w:pPr>
-        <w:pStyle w:val="BodyText"/>
-      </w:pPr>
-      <w:r>
-        <w:t xml:space="preserve">IRINA: Почему ушли?</w:t>
-      </w:r>
-    </w:p>
-    <w:p>
-      <w:pPr>
-        <w:pStyle w:val="BodyText"/>
-      </w:pPr>
-      <w:r>
-        <w:t xml:space="preserve">DIMA: Компания попросила писать в отчёте визиты, которых не было. Я делал шестьдесят настоящих.</w:t>
-      </w:r>
-    </w:p>
-    <w:p>
-      <w:pPr>
-        <w:pStyle w:val="BodyText"/>
-      </w:pPr>
-      <w:r>
-        <w:t xml:space="preserve">IRINA: И что вы сделали?</w:t>
-      </w:r>
-    </w:p>
-    <w:p>
-      <w:pPr>
-        <w:pStyle w:val="BodyText"/>
-      </w:pPr>
-      <w:r>
-        <w:t xml:space="preserve">DIMA: Написал шестьдесят. Меня лишили бонуса. Через полгода я ушёл. С тетрадью.</w:t>
-      </w:r>
-    </w:p>
-    <w:p>
-      <w:pPr>
-        <w:pStyle w:val="BodyText"/>
-      </w:pPr>
-      <w:r>
-        <w:t xml:space="preserve">OLGA: С какой тетрадью?</w:t>
-      </w:r>
-    </w:p>
-    <w:p>
-      <w:pPr>
-        <w:pStyle w:val="BodyText"/>
-      </w:pPr>
-      <w:r>
-        <w:t xml:space="preserve">DIMA: Вот. Мои визиты за пять лет. Дата, хозяйство, ветеринар, что продал, что сказал. Компания не верила моим отчётам. Я вёл свои. Чтобы самому знать, где правда.</w:t>
-      </w:r>
-    </w:p>
-    <w:p>
-      <w:pPr>
-        <w:pStyle w:val="BodyText"/>
-      </w:pPr>
-      <w:r>
-        <w:t xml:space="preserve">IRINA: Можно посмотреть? Пять лет. Почерк одинаковый. Даты подряд. Ни одной дыры.</w:t>
-      </w:r>
-    </w:p>
-    <w:p>
-      <w:pPr>
-        <w:pStyle w:val="BodyText"/>
-      </w:pPr>
-      <w:r>
-        <w:t xml:space="preserve">OLGA: Аудитор нашла родственную душу.</w:t>
-      </w:r>
-    </w:p>
-    <w:p>
-      <w:pPr>
-        <w:pStyle w:val="BodyText"/>
-      </w:pPr>
-      <w:r>
-        <w:t xml:space="preserve">ALEKSEY: Дмитрий, вы ничего не знаете про филлеры.</w:t>
-      </w:r>
-    </w:p>
-    <w:p>
-      <w:pPr>
-        <w:pStyle w:val="BodyText"/>
-      </w:pPr>
-      <w:r>
-        <w:t xml:space="preserve">DIMA: Ничего. Я посмотрел видео на сайте вашего центра. Доктор Хан, фантом. Я понял, что ничего не понимаю. Это хорошо? Ветеринары тоже сначала смеялись над моими вопросами. Потом стали отвечать.</w:t>
-      </w:r>
-    </w:p>
-    <w:p>
-      <w:pPr>
-        <w:pStyle w:val="BodyText"/>
-      </w:pPr>
-      <w:r>
-        <w:t xml:space="preserve">OLGA: Это честно. Для начала — достаточно.</w:t>
-      </w:r>
-    </w:p>
-    <w:p>
-      <w:pPr>
-        <w:pStyle w:val="BodyText"/>
-      </w:pPr>
-      <w:r>
-        <w:t xml:space="preserve">ALEKSEY: Тогда последнее. Тест. Я сыграю врача. Вы — менеджер «Мост Медикал». Готовы?</w:t>
-      </w:r>
-    </w:p>
-    <w:p>
-      <w:pPr>
-        <w:pStyle w:val="BodyText"/>
-      </w:pPr>
-      <w:r>
-        <w:t xml:space="preserve">DIMA: Готов. Только у нас в Ярославле врачи коровьи. Я буду представлять, что вы — ветеринар.</w:t>
+        <w:t xml:space="preserve">ARTUR: Понятно. Алексей, ты всегда был… принципиальным. Удачи, она вам понадобится.</w:t>
+      </w:r>
+    </w:p>
+    <w:p>
+      <w:pPr>
+        <w:pStyle w:val="BodyText"/>
+      </w:pPr>
+      <w:r>
+        <w:t xml:space="preserve">IRINA: Он не вернётся, и это правильно. Следующий кандидат — Ковалёв из Ярославля.</w:t>
+      </w:r>
+    </w:p>
+    <w:p>
+      <w:pPr>
+        <w:pStyle w:val="BodyText"/>
+      </w:pPr>
+      <w:r>
+        <w:t xml:space="preserve">DIMA: Здравствуйте. Дмитрий Ковалёв, можно просто Дима. Мне двадцать девять лет, и раньше я продавал лекарства для коров.</w:t>
+      </w:r>
+    </w:p>
+    <w:p>
+      <w:pPr>
+        <w:pStyle w:val="BodyText"/>
+      </w:pPr>
+      <w:r>
+        <w:t xml:space="preserve">OLGA: Для коров? Интересно. Расскажите о себе, Дмитрий, только подробнее.</w:t>
+      </w:r>
+    </w:p>
+    <w:p>
+      <w:pPr>
+        <w:pStyle w:val="BodyText"/>
+      </w:pPr>
+      <w:r>
+        <w:t xml:space="preserve">DIMA: Пять лет я продавал ветеринарные препараты в Ярославской области: колхозы, фермы, сорок хозяйств. Ветеринар на ферме — самый недоверчивый человек в мире. Его нельзя обмануть: если корова умерла, он помнит, кто продал.</w:t>
+      </w:r>
+    </w:p>
+    <w:p>
+      <w:pPr>
+        <w:pStyle w:val="BodyText"/>
+      </w:pPr>
+      <w:r>
+        <w:t xml:space="preserve">IRINA: А почему вы ушли из той компании?</w:t>
+      </w:r>
+    </w:p>
+    <w:p>
+      <w:pPr>
+        <w:pStyle w:val="BodyText"/>
+      </w:pPr>
+      <w:r>
+        <w:t xml:space="preserve">DIMA: Компания попросила писать в отчёте визиты, которых не было, хотя я делал шестьдесят настоящих.</w:t>
+      </w:r>
+    </w:p>
+    <w:p>
+      <w:pPr>
+        <w:pStyle w:val="BodyText"/>
+      </w:pPr>
+      <w:r>
+        <w:t xml:space="preserve">IRINA: И что же вы тогда сделали?</w:t>
+      </w:r>
+    </w:p>
+    <w:p>
+      <w:pPr>
+        <w:pStyle w:val="BodyText"/>
+      </w:pPr>
+      <w:r>
+        <w:t xml:space="preserve">DIMA: Написал шестьдесят, как было, и меня лишили бонуса. Через полгода я ушёл, и ушёл с тетрадью.</w:t>
+      </w:r>
+    </w:p>
+    <w:p>
+      <w:pPr>
+        <w:pStyle w:val="BodyText"/>
+      </w:pPr>
+      <w:r>
+        <w:t xml:space="preserve">OLGA: С какой ещё тетрадью? Покажите, пожалуйста.</w:t>
+      </w:r>
+    </w:p>
+    <w:p>
+      <w:pPr>
+        <w:pStyle w:val="BodyText"/>
+      </w:pPr>
+      <w:r>
+        <w:t xml:space="preserve">DIMA: Вот. Это мои визиты за пять лет: дата, хозяйство, ветеринар, что продал и что сказал. Компания не верила моим отчётам, поэтому я вёл свои, чтобы самому знать, где правда. Я писал каждый вечер, даже после самых длинных дней.</w:t>
+      </w:r>
+    </w:p>
+    <w:p>
+      <w:pPr>
+        <w:pStyle w:val="BodyText"/>
+      </w:pPr>
+      <w:r>
+        <w:t xml:space="preserve">IRINA: Можно посмотреть? Пять лет, почерк одинаковый, даты идут подряд, и нет ни одной дыры.</w:t>
+      </w:r>
+    </w:p>
+    <w:p>
+      <w:pPr>
+        <w:pStyle w:val="BodyText"/>
+      </w:pPr>
+      <w:r>
+        <w:t xml:space="preserve">OLGA: Похоже, наша аудитор нашла родственную душу.</w:t>
+      </w:r>
+    </w:p>
+    <w:p>
+      <w:pPr>
+        <w:pStyle w:val="BodyText"/>
+      </w:pPr>
+      <w:r>
+        <w:t xml:space="preserve">ALEKSEY: Дмитрий, но вы же ничего не знаете про филлеры.</w:t>
+      </w:r>
+    </w:p>
+    <w:p>
+      <w:pPr>
+        <w:pStyle w:val="BodyText"/>
+      </w:pPr>
+      <w:r>
+        <w:t xml:space="preserve">DIMA: Ничего. Я посмотрел видео на сайте вашего центра, где доктор Хан и фантом, и понял, что ничего не понимаю. Это хорошо? Ветеринары тоже сначала смеялись над моими вопросами, а потом стали отвечать.</w:t>
+      </w:r>
+    </w:p>
+    <w:p>
+      <w:pPr>
+        <w:pStyle w:val="BodyText"/>
+      </w:pPr>
+      <w:r>
+        <w:t xml:space="preserve">OLGA: Это честный ответ, и для начала этого достаточно.</w:t>
+      </w:r>
+    </w:p>
+    <w:p>
+      <w:pPr>
+        <w:pStyle w:val="BodyText"/>
+      </w:pPr>
+      <w:r>
+        <w:t xml:space="preserve">ALEKSEY: Тогда последнее — тест. Я сыграю врача, а вы будете менеджером «Мост Медикал». Готовы?</w:t>
+      </w:r>
+    </w:p>
+    <w:p>
+      <w:pPr>
+        <w:pStyle w:val="BodyText"/>
+      </w:pPr>
+      <w:r>
+        <w:t xml:space="preserve">DIMA: Готов. Только у нас в Ярославле врачи были коровьи, так что я буду представлять, что вы ветеринар.</w:t>
       </w:r>
     </w:p>
     <w:bookmarkEnd w:id="23"/>
@@ -1212,127 +1212,127 @@
         <w:pStyle w:val="FirstParagraph"/>
       </w:pPr>
       <w:r>
-        <w:t xml:space="preserve">ALEKSEY: Итак. Я — доктор Шевцов. Клиника на Тверской. Мне нужно двадцать шприцев. На завтра. Курс — потом.</w:t>
-      </w:r>
-    </w:p>
-    <w:p>
-      <w:pPr>
-        <w:pStyle w:val="BodyText"/>
-      </w:pPr>
-      <w:r>
-        <w:t xml:space="preserve">DIMA: Здравствуйте, доктор. Завтра — не получится. Без сертификата мы не продаём.</w:t>
-      </w:r>
-    </w:p>
-    <w:p>
-      <w:pPr>
-        <w:pStyle w:val="BodyText"/>
-      </w:pPr>
-      <w:r>
-        <w:t xml:space="preserve">ALEKSEY: У меня двадцать лет стажа. Какой сертификат?</w:t>
-      </w:r>
-    </w:p>
-    <w:p>
-      <w:pPr>
-        <w:pStyle w:val="BodyText"/>
-      </w:pPr>
-      <w:r>
-        <w:t xml:space="preserve">DIMA: Наш. Я могу записать вас на фантом в эту субботу. Это два часа.</w:t>
-      </w:r>
-    </w:p>
-    <w:p>
-      <w:pPr>
-        <w:pStyle w:val="BodyText"/>
-      </w:pPr>
-      <w:r>
-        <w:t xml:space="preserve">ALEKSEY: Мне некогда. Слушайте, молодой человек, я заплачу наличными. И сверху — десять процентов. Вам лично.</w:t>
-      </w:r>
-    </w:p>
-    <w:p>
-      <w:pPr>
-        <w:pStyle w:val="BodyText"/>
-      </w:pPr>
-      <w:r>
-        <w:t xml:space="preserve">DIMA: Спасибо, доктор. Нет. Мы работаем только по безналу. И лично мне ничего не нужно.</w:t>
-      </w:r>
-    </w:p>
-    <w:p>
-      <w:pPr>
-        <w:pStyle w:val="BodyText"/>
-      </w:pPr>
-      <w:r>
-        <w:t xml:space="preserve">ALEKSEY: Всем что-то нужно. Ну хорошо, не деньги. Билеты на концерт? Ужин?</w:t>
-      </w:r>
-    </w:p>
-    <w:p>
-      <w:pPr>
-        <w:pStyle w:val="BodyText"/>
-      </w:pPr>
-      <w:r>
-        <w:t xml:space="preserve">DIMA: Ужин можно. Но платите вы. За себя. А я — за себя. И после курса.</w:t>
-      </w:r>
-    </w:p>
-    <w:p>
-      <w:pPr>
-        <w:pStyle w:val="BodyText"/>
-      </w:pPr>
-      <w:r>
-        <w:t xml:space="preserve">ALEKSEY: Вы странный. Ваши конкуренты уже привезли бы мне коробку сегодня.</w:t>
-      </w:r>
-    </w:p>
-    <w:p>
-      <w:pPr>
-        <w:pStyle w:val="BodyText"/>
-      </w:pPr>
-      <w:r>
-        <w:t xml:space="preserve">DIMA: Возможно. Доктор, можно вопрос? Если у вашей пациентки через шесть недель будет узелок, кому она позвонит — вам или моему конкуренту? Мы хотим, чтобы она никому не звонила. Поэтому — курс.</w:t>
-      </w:r>
-    </w:p>
-    <w:p>
-      <w:pPr>
-        <w:pStyle w:val="BodyText"/>
-      </w:pPr>
-      <w:r>
-        <w:t xml:space="preserve">ALEKSEY: Хм. А если я пожалуюсь вашему директору?</w:t>
-      </w:r>
-    </w:p>
-    <w:p>
-      <w:pPr>
-        <w:pStyle w:val="BodyText"/>
-      </w:pPr>
-      <w:r>
-        <w:t xml:space="preserve">DIMA: Жалуйтесь. Директор скажет то же самое. У него на двери картонка.</w:t>
-      </w:r>
-    </w:p>
-    <w:p>
-      <w:pPr>
-        <w:pStyle w:val="BodyText"/>
-      </w:pPr>
-      <w:r>
-        <w:t xml:space="preserve">ALEKSEY: Какая картонка?</w:t>
-      </w:r>
-    </w:p>
-    <w:p>
-      <w:pPr>
-        <w:pStyle w:val="BodyText"/>
-      </w:pPr>
-      <w:r>
-        <w:t xml:space="preserve">DIMA: Видел, когда входил. «Не навреди». Не знаю, что за история. Но догадываюсь.</w:t>
-      </w:r>
-    </w:p>
-    <w:p>
-      <w:pPr>
-        <w:pStyle w:val="BodyText"/>
-      </w:pPr>
-      <w:r>
-        <w:t xml:space="preserve">ALEKSEY: Стоп. Конец теста. Ольга Петровна, Ирина?</w:t>
-      </w:r>
-    </w:p>
-    <w:p>
-      <w:pPr>
-        <w:pStyle w:val="BodyText"/>
-      </w:pPr>
-      <w:r>
-        <w:t xml:space="preserve">OLGA: Отказал четыре раза. Ни разу не повысил голос. Ни разу не сказал «к сожалению». Прошёл.</w:t>
+        <w:t xml:space="preserve">ALEKSEY: Итак, я доктор Шевцов, у меня клиника на Тверской. Мне нужно двадцать шприцев на завтра, а курс — потом.</w:t>
+      </w:r>
+    </w:p>
+    <w:p>
+      <w:pPr>
+        <w:pStyle w:val="BodyText"/>
+      </w:pPr>
+      <w:r>
+        <w:t xml:space="preserve">DIMA: Здравствуйте, доктор. Завтра, боюсь, не получится, потому что без сертификата мы не продаём.</w:t>
+      </w:r>
+    </w:p>
+    <w:p>
+      <w:pPr>
+        <w:pStyle w:val="BodyText"/>
+      </w:pPr>
+      <w:r>
+        <w:t xml:space="preserve">ALEKSEY: У меня двадцать лет стажа. Какой ещё сертификат мне нужен?</w:t>
+      </w:r>
+    </w:p>
+    <w:p>
+      <w:pPr>
+        <w:pStyle w:val="BodyText"/>
+      </w:pPr>
+      <w:r>
+        <w:t xml:space="preserve">DIMA: Наш. Я могу записать вас на фантом в эту субботу, это займёт всего два часа.</w:t>
+      </w:r>
+    </w:p>
+    <w:p>
+      <w:pPr>
+        <w:pStyle w:val="BodyText"/>
+      </w:pPr>
+      <w:r>
+        <w:t xml:space="preserve">ALEKSEY: Мне некогда. Слушайте, молодой человек, я заплачу наличными, и сверху десять процентов вам лично.</w:t>
+      </w:r>
+    </w:p>
+    <w:p>
+      <w:pPr>
+        <w:pStyle w:val="BodyText"/>
+      </w:pPr>
+      <w:r>
+        <w:t xml:space="preserve">DIMA: Спасибо, доктор, но нет. Мы работаем только по безналу, и лично мне ничего не нужно.</w:t>
+      </w:r>
+    </w:p>
+    <w:p>
+      <w:pPr>
+        <w:pStyle w:val="BodyText"/>
+      </w:pPr>
+      <w:r>
+        <w:t xml:space="preserve">ALEKSEY: Всем что-то нужно. Ну хорошо, не деньги. Может быть, билеты на концерт или ужин?</w:t>
+      </w:r>
+    </w:p>
+    <w:p>
+      <w:pPr>
+        <w:pStyle w:val="BodyText"/>
+      </w:pPr>
+      <w:r>
+        <w:t xml:space="preserve">DIMA: Ужин можно, но платите вы за себя, а я за себя. И только после курса.</w:t>
+      </w:r>
+    </w:p>
+    <w:p>
+      <w:pPr>
+        <w:pStyle w:val="BodyText"/>
+      </w:pPr>
+      <w:r>
+        <w:t xml:space="preserve">ALEKSEY: Вы странный человек. Ваши конкуренты уже сегодня привезли бы мне коробку.</w:t>
+      </w:r>
+    </w:p>
+    <w:p>
+      <w:pPr>
+        <w:pStyle w:val="BodyText"/>
+      </w:pPr>
+      <w:r>
+        <w:t xml:space="preserve">DIMA: Возможно. Доктор, можно вопрос? Если у вашей пациентки через шесть недель будет узелок, кому она позвонит — вам или моему конкуренту? Мы хотим, чтобы она никому не звонила. Поэтому сначала курс, а потом шприцы.</w:t>
+      </w:r>
+    </w:p>
+    <w:p>
+      <w:pPr>
+        <w:pStyle w:val="BodyText"/>
+      </w:pPr>
+      <w:r>
+        <w:t xml:space="preserve">ALEKSEY: Хм. А если я пожалуюсь на вас вашему директору?</w:t>
+      </w:r>
+    </w:p>
+    <w:p>
+      <w:pPr>
+        <w:pStyle w:val="BodyText"/>
+      </w:pPr>
+      <w:r>
+        <w:t xml:space="preserve">DIMA: Жалуйтесь. Директор скажет вам то же самое, ведь у него на двери картонка.</w:t>
+      </w:r>
+    </w:p>
+    <w:p>
+      <w:pPr>
+        <w:pStyle w:val="BodyText"/>
+      </w:pPr>
+      <w:r>
+        <w:t xml:space="preserve">ALEKSEY: Какая ещё картонка? О чём вы говорите?</w:t>
+      </w:r>
+    </w:p>
+    <w:p>
+      <w:pPr>
+        <w:pStyle w:val="BodyText"/>
+      </w:pPr>
+      <w:r>
+        <w:t xml:space="preserve">DIMA: Я видел её, когда входил: «Не навреди». Не знаю, что это за история, но догадываюсь.</w:t>
+      </w:r>
+    </w:p>
+    <w:p>
+      <w:pPr>
+        <w:pStyle w:val="BodyText"/>
+      </w:pPr>
+      <w:r>
+        <w:t xml:space="preserve">ALEKSEY: Стоп, конец теста. Ольга Петровна, Ирина, что скажете?</w:t>
+      </w:r>
+    </w:p>
+    <w:p>
+      <w:pPr>
+        <w:pStyle w:val="BodyText"/>
+      </w:pPr>
+      <w:r>
+        <w:t xml:space="preserve">OLGA: Отказал четыре раза и ни разу не повысил голос. Ни разу не сказал «к сожалению». Прошёл.</w:t>
       </w:r>
     </w:p>
     <w:p>
@@ -1348,23 +1348,23 @@
         <w:pStyle w:val="BodyText"/>
       </w:pPr>
       <w:r>
-        <w:t xml:space="preserve">DIMA: Можно я спрошу? Я заметил картонку. Что это за история?</w:t>
-      </w:r>
-    </w:p>
-    <w:p>
-      <w:pPr>
-        <w:pStyle w:val="BodyText"/>
-      </w:pPr>
-      <w:r>
-        <w:t xml:space="preserve">ALEKSEY: Это моя бабушка. Сорок лет фельдшер. Она дала мне её, когда я уходил из «Хельвемеда». Хотите — расскажу за ужином. Каждый платит за себя. Это ваше первое правило в нашей компании.</w:t>
-      </w:r>
-    </w:p>
-    <w:p>
-      <w:pPr>
-        <w:pStyle w:val="BodyText"/>
-      </w:pPr>
-      <w:r>
-        <w:t xml:space="preserve">DIMA: Значит, я принят?</w:t>
+        <w:t xml:space="preserve">DIMA: Можно я теперь спрошу? Я заметил картонку. Что это за история?</w:t>
+      </w:r>
+    </w:p>
+    <w:p>
+      <w:pPr>
+        <w:pStyle w:val="BodyText"/>
+      </w:pPr>
+      <w:r>
+        <w:t xml:space="preserve">ALEKSEY: Это моя бабушка, она сорок лет была фельдшером. Она дала мне эту картонку, когда я уходил из «Хельвемеда». Если хотите, расскажу за ужином, и каждый платит за себя. Это ваше первое правило в нашей компании.</w:t>
+      </w:r>
+    </w:p>
+    <w:p>
+      <w:pPr>
+        <w:pStyle w:val="BodyText"/>
+      </w:pPr>
+      <w:r>
+        <w:t xml:space="preserve">DIMA: Значит, я принят? Я правильно понимаю?</w:t>
       </w:r>
     </w:p>
     <w:p>
@@ -1380,31 +1380,31 @@
         <w:pStyle w:val="BodyText"/>
       </w:pPr>
       <w:r>
-        <w:t xml:space="preserve">DIMA: Девяносто. В Ярославле я получал шестьдесят. Подпишу. Бонус за повторные заказы — это не процент?</w:t>
-      </w:r>
-    </w:p>
-    <w:p>
-      <w:pPr>
-        <w:pStyle w:val="BodyText"/>
-      </w:pPr>
-      <w:r>
-        <w:t xml:space="preserve">IRINA: Не процент. Фиксированная сумма за каждого врача, который заказал снова. Сколько он купил — неважно.</w:t>
-      </w:r>
-    </w:p>
-    <w:p>
-      <w:pPr>
-        <w:pStyle w:val="BodyText"/>
-      </w:pPr>
-      <w:r>
-        <w:t xml:space="preserve">DIMA: Понял. Значит, мне выгодно, чтобы врач был доволен, а не чтобы он купил много. Это как с ветеринарами. Довольный ветеринар звонил мне сам. Каждый месяц. Без всяких ужинов.</w:t>
-      </w:r>
-    </w:p>
-    <w:p>
-      <w:pPr>
-        <w:pStyle w:val="BodyText"/>
-      </w:pPr>
-      <w:r>
-        <w:t xml:space="preserve">OLGA: Записала. Алексей Николаевич, он понял систему бонусов быстрее вас.</w:t>
+        <w:t xml:space="preserve">DIMA: Девяносто, а в Ярославле я получал шестьдесят. Подпишу. Но бонус за повторные заказы — это ведь не процент?</w:t>
+      </w:r>
+    </w:p>
+    <w:p>
+      <w:pPr>
+        <w:pStyle w:val="BodyText"/>
+      </w:pPr>
+      <w:r>
+        <w:t xml:space="preserve">IRINA: Не процент, а фиксированная сумма за каждого врача, который заказал снова. Сколько он купил, неважно.</w:t>
+      </w:r>
+    </w:p>
+    <w:p>
+      <w:pPr>
+        <w:pStyle w:val="BodyText"/>
+      </w:pPr>
+      <w:r>
+        <w:t xml:space="preserve">DIMA: Понял. Значит, мне выгодно, чтобы врач был доволен, а не чтобы он купил много. Это как с ветеринарами: довольный ветеринар звонил мне сам, каждый месяц, без всяких ужинов и подарков.</w:t>
+      </w:r>
+    </w:p>
+    <w:p>
+      <w:pPr>
+        <w:pStyle w:val="BodyText"/>
+      </w:pPr>
+      <w:r>
+        <w:t xml:space="preserve">OLGA: Записала. Алексей Николаевич, он понял систему бонусов быстрее, чем вы.</w:t>
       </w:r>
     </w:p>
     <w:bookmarkEnd w:id="24"/>
@@ -1422,119 +1422,119 @@
         <w:pStyle w:val="FirstParagraph"/>
       </w:pPr>
       <w:r>
-        <w:t xml:space="preserve">IRINA: Дмитрий, первый день. Вот наши правила. Десять пунктов. Прочитайте и распишитесь, что ознакомлены.</w:t>
-      </w:r>
-    </w:p>
-    <w:p>
-      <w:pPr>
-        <w:pStyle w:val="BodyText"/>
-      </w:pPr>
-      <w:r>
-        <w:t xml:space="preserve">DIMA: Пункт восьмой. «Картонка над дверью. Её не снимает никто». Это юридически?</w:t>
-      </w:r>
-    </w:p>
-    <w:p>
-      <w:pPr>
-        <w:pStyle w:val="BodyText"/>
-      </w:pPr>
-      <w:r>
-        <w:t xml:space="preserve">IRINA: Юридически — ничего. Для нас — всё. Это я сказала юристу почти два года назад.</w:t>
-      </w:r>
-    </w:p>
-    <w:p>
-      <w:pPr>
-        <w:pStyle w:val="BodyText"/>
-      </w:pPr>
-      <w:r>
-        <w:t xml:space="preserve">ALINA: Дмитрий, это вам. Тетрадь. От преподавателей центра. Первая страница чистая.</w:t>
-      </w:r>
-    </w:p>
-    <w:p>
-      <w:pPr>
-        <w:pStyle w:val="BodyText"/>
-      </w:pPr>
-      <w:r>
-        <w:t xml:space="preserve">DIMA: Тетрадь? У меня есть своя.</w:t>
-      </w:r>
-    </w:p>
-    <w:p>
-      <w:pPr>
-        <w:pStyle w:val="BodyText"/>
-      </w:pPr>
-      <w:r>
-        <w:t xml:space="preserve">ALINA: Ваша — для коров. Эта — для врачей. Записывайте каждую ошибку. Свою — в первую очередь.</w:t>
-      </w:r>
-    </w:p>
-    <w:p>
-      <w:pPr>
-        <w:pStyle w:val="BodyText"/>
-      </w:pPr>
-      <w:r>
-        <w:t xml:space="preserve">OLGA: И первую неделю — курс. Модуль один. Без фантома. Вы будете продавать то, что понимаете.</w:t>
-      </w:r>
-    </w:p>
-    <w:p>
-      <w:pPr>
-        <w:pStyle w:val="BodyText"/>
-      </w:pPr>
-      <w:r>
-        <w:t xml:space="preserve">DIMA: Понял. А когда к врачам?</w:t>
-      </w:r>
-    </w:p>
-    <w:p>
-      <w:pPr>
-        <w:pStyle w:val="BodyText"/>
-      </w:pPr>
-      <w:r>
-        <w:t xml:space="preserve">ALEKSEY: Через неделю. Первым — к Корниловой. Она сама решит, допускать ли вас к своим врачам.</w:t>
-      </w:r>
-    </w:p>
-    <w:p>
-      <w:pPr>
-        <w:pStyle w:val="BodyText"/>
-      </w:pPr>
-      <w:r>
-        <w:t xml:space="preserve">DIMA: Корнилова — это та, которая строже доктора Хан?</w:t>
-      </w:r>
-    </w:p>
-    <w:p>
-      <w:pPr>
-        <w:pStyle w:val="BodyText"/>
-      </w:pPr>
-      <w:r>
-        <w:t xml:space="preserve">ALEKSEY: Та самая. Дмитрий, теперь моя очередь. Расскажите о себе. Не про работу. Про себя.</w:t>
-      </w:r>
-    </w:p>
-    <w:p>
-      <w:pPr>
-        <w:pStyle w:val="BodyText"/>
-      </w:pPr>
-      <w:r>
-        <w:t xml:space="preserve">DIMA: Я из Ярославля. Мама — медсестра в районной больнице. Отец уехал, когда мне было восемь.</w:t>
-      </w:r>
-    </w:p>
-    <w:p>
-      <w:pPr>
-        <w:pStyle w:val="BodyText"/>
-      </w:pPr>
-      <w:r>
-        <w:t xml:space="preserve">ALEKSEY: Мама работает до сих пор?</w:t>
-      </w:r>
-    </w:p>
-    <w:p>
-      <w:pPr>
-        <w:pStyle w:val="BodyText"/>
-      </w:pPr>
-      <w:r>
-        <w:t xml:space="preserve">DIMA: Работает. Она говорит одну фразу, когда я уезжаю на неделю. «Дима, не продавай то, что не дал бы мне». Я думал, это её фраза. Теперь вижу её у вас на двери.</w:t>
-      </w:r>
-    </w:p>
-    <w:p>
-      <w:pPr>
-        <w:pStyle w:val="BodyText"/>
-      </w:pPr>
-      <w:r>
-        <w:t xml:space="preserve">ALEKSEY: Тогда вы пришли по адресу. Давайте по делу, Дима. Модуль один. Девять ноль-ноль. Алина ждёт.</w:t>
+        <w:t xml:space="preserve">IRINA: Дмитрий, у вас первый день. Вот наши правила, десять пунктов. Прочитайте и распишитесь, что ознакомлены.</w:t>
+      </w:r>
+    </w:p>
+    <w:p>
+      <w:pPr>
+        <w:pStyle w:val="BodyText"/>
+      </w:pPr>
+      <w:r>
+        <w:t xml:space="preserve">DIMA: Пункт восьмой: «Картонка над дверью. Её не снимает никто». Это имеет юридическую силу?</w:t>
+      </w:r>
+    </w:p>
+    <w:p>
+      <w:pPr>
+        <w:pStyle w:val="BodyText"/>
+      </w:pPr>
+      <w:r>
+        <w:t xml:space="preserve">IRINA: Юридически это ничего не значит, а для нас значит всё. Это я сказала юристу почти два года назад.</w:t>
+      </w:r>
+    </w:p>
+    <w:p>
+      <w:pPr>
+        <w:pStyle w:val="BodyText"/>
+      </w:pPr>
+      <w:r>
+        <w:t xml:space="preserve">ALINA: Дмитрий, а это вам — тетрадь от преподавателей центра. Первая страница в ней чистая.</w:t>
+      </w:r>
+    </w:p>
+    <w:p>
+      <w:pPr>
+        <w:pStyle w:val="BodyText"/>
+      </w:pPr>
+      <w:r>
+        <w:t xml:space="preserve">DIMA: Тетрадь? Спасибо, но у меня ведь есть своя.</w:t>
+      </w:r>
+    </w:p>
+    <w:p>
+      <w:pPr>
+        <w:pStyle w:val="BodyText"/>
+      </w:pPr>
+      <w:r>
+        <w:t xml:space="preserve">ALINA: Ваша — для коров, а эта — для врачей. Записывайте каждую ошибку, и свою в первую очередь.</w:t>
+      </w:r>
+    </w:p>
+    <w:p>
+      <w:pPr>
+        <w:pStyle w:val="BodyText"/>
+      </w:pPr>
+      <w:r>
+        <w:t xml:space="preserve">OLGA: И первую неделю вы проходите курс, модуль один, без фантома. Вы будете продавать только то, что понимаете.</w:t>
+      </w:r>
+    </w:p>
+    <w:p>
+      <w:pPr>
+        <w:pStyle w:val="BodyText"/>
+      </w:pPr>
+      <w:r>
+        <w:t xml:space="preserve">DIMA: Понял. А когда я поеду к врачам?</w:t>
+      </w:r>
+    </w:p>
+    <w:p>
+      <w:pPr>
+        <w:pStyle w:val="BodyText"/>
+      </w:pPr>
+      <w:r>
+        <w:t xml:space="preserve">ALEKSEY: Через неделю, и первым делом к Корниловой. Она сама решит, допускать ли вас к своим врачам, и, поверьте, она будет смотреть на вас так же внимательно, как на пациентку с тонкой кожей.</w:t>
+      </w:r>
+    </w:p>
+    <w:p>
+      <w:pPr>
+        <w:pStyle w:val="BodyText"/>
+      </w:pPr>
+      <w:r>
+        <w:t xml:space="preserve">DIMA: Корнилова — это та, которая, говорят, строже доктора Хан?</w:t>
+      </w:r>
+    </w:p>
+    <w:p>
+      <w:pPr>
+        <w:pStyle w:val="BodyText"/>
+      </w:pPr>
+      <w:r>
+        <w:t xml:space="preserve">ALEKSEY: Та самая. Дмитрий, а теперь моя очередь. Расскажите о себе, только не про работу, а про себя.</w:t>
+      </w:r>
+    </w:p>
+    <w:p>
+      <w:pPr>
+        <w:pStyle w:val="BodyText"/>
+      </w:pPr>
+      <w:r>
+        <w:t xml:space="preserve">DIMA: Я из Ярославля. Мама работает медсестрой в районной больнице, а отец уехал, когда мне было восемь.</w:t>
+      </w:r>
+    </w:p>
+    <w:p>
+      <w:pPr>
+        <w:pStyle w:val="BodyText"/>
+      </w:pPr>
+      <w:r>
+        <w:t xml:space="preserve">ALEKSEY: И мама до сих пор работает в той больнице?</w:t>
+      </w:r>
+    </w:p>
+    <w:p>
+      <w:pPr>
+        <w:pStyle w:val="BodyText"/>
+      </w:pPr>
+      <w:r>
+        <w:t xml:space="preserve">DIMA: Работает. Когда я уезжаю на неделю, она всегда говорит одну фразу: «Дима, не продавай то, что не дал бы мне». Я думал, это только её фраза, а теперь вижу её у вас на двери.</w:t>
+      </w:r>
+    </w:p>
+    <w:p>
+      <w:pPr>
+        <w:pStyle w:val="BodyText"/>
+      </w:pPr>
+      <w:r>
+        <w:t xml:space="preserve">ALEKSEY: Тогда вы пришли по адресу. Давайте по делу, Дима: модуль один, девять ноль-ноль, Алина вас уже ждёт.</w:t>
       </w:r>
     </w:p>
     <w:p>
@@ -2690,7 +2690,7 @@
         <w:t xml:space="preserve"> </w:t>
       </w:r>
       <w:r>
-        <w:t xml:space="preserve">성과 지표가 부작용을 낳는 구조를 설명하는 25~30단어 문장 만들기.</w:t>
+        <w:t xml:space="preserve">성과 지표가 부작용을 낳는 구조를 설명하는 30~50단어 발화 만들기.</w:t>
       </w:r>
     </w:p>
     <w:bookmarkEnd w:id="30"/>
@@ -3206,119 +3206,119 @@
         <w:pStyle w:val="FirstParagraph"/>
       </w:pPr>
       <w:r>
-        <w:t xml:space="preserve">이리나: 알렉세이, 오늘 잤어요?</w:t>
-      </w:r>
-    </w:p>
-    <w:p>
-      <w:pPr>
-        <w:pStyle w:val="BodyText"/>
-      </w:pPr>
-      <w:r>
-        <w:t xml:space="preserve">알렉세이: 다섯 시간이요. 괜찮아요.</w:t>
-      </w:r>
-    </w:p>
-    <w:p>
-      <w:pPr>
-        <w:pStyle w:val="BodyText"/>
-      </w:pPr>
-      <w:r>
-        <w:t xml:space="preserve">이리나: 3주 연속 다섯 시간은 — 괜찮은 게 아니에요. 위험이에요. 소희 씨 기억나요?</w:t>
-      </w:r>
-    </w:p>
-    <w:p>
-      <w:pPr>
-        <w:pStyle w:val="BodyText"/>
-      </w:pPr>
-      <w:r>
-        <w:t xml:space="preserve">알렉세이: 기억나요. 그럼 누가 해요? 센터 두 그룹, 명단에 의사 23명, 갈리나 레즈니크, 툴라.</w:t>
-      </w:r>
-    </w:p>
-    <w:p>
-      <w:pPr>
-        <w:pStyle w:val="BodyText"/>
-      </w:pPr>
-      <w:r>
-        <w:t xml:space="preserve">올가: 자기 자신을 빼먹었네요. 당신은 대표이기도 해요. 밤 11시에 전화를 받는 대표.</w:t>
-      </w:r>
-    </w:p>
-    <w:p>
-      <w:pPr>
-        <w:pStyle w:val="BodyText"/>
-      </w:pPr>
-      <w:r>
-        <w:t xml:space="preserve">알렉세이: 의사들은 저녁에 전화해요. 진료 끝나고.</w:t>
-      </w:r>
-    </w:p>
-    <w:p>
-      <w:pPr>
-        <w:pStyle w:val="BodyText"/>
-      </w:pPr>
-      <w:r>
-        <w:t xml:space="preserve">이리나: 그래서 사람이 필요해요. 첫 직원. 파트너도, 강사도 아니고. 의사 담당 매니저.</w:t>
-      </w:r>
-    </w:p>
-    <w:p>
-      <w:pPr>
-        <w:pStyle w:val="BodyText"/>
-      </w:pPr>
-      <w:r>
-        <w:t xml:space="preserve">알렉세이: 생각해 봤어요. 그런데 겁나요.</w:t>
-      </w:r>
-    </w:p>
-    <w:p>
-      <w:pPr>
-        <w:pStyle w:val="BodyText"/>
-      </w:pPr>
-      <w:r>
-        <w:t xml:space="preserve">올가: 뭐가요?</w:t>
-      </w:r>
-    </w:p>
-    <w:p>
-      <w:pPr>
-        <w:pStyle w:val="BodyText"/>
-      </w:pPr>
-      <w:r>
-        <w:t xml:space="preserve">알렉세이: 그 사람이 「헬베메드」에서 내가 팔던 식으로 팔까 봐요. 빠르게. 소치로.</w:t>
-      </w:r>
-    </w:p>
-    <w:p>
-      <w:pPr>
-        <w:pStyle w:val="BodyText"/>
-      </w:pPr>
-      <w:r>
-        <w:t xml:space="preserve">올가: 그럼 옳은 걸 겁내는 거네요. 첫 직원은 도움이 아니에요. 문화예요. 첫 사람이 어떠냐에 따라 다음 스무 명이 그렇게 돼요. 세 회사에서 봤어요. 나쁜 첫 사람 하나 — 1년 뒤면 다 그래요.</w:t>
-      </w:r>
-    </w:p>
-    <w:p>
-      <w:pPr>
-        <w:pStyle w:val="BodyText"/>
-      </w:pPr>
-      <w:r>
-        <w:t xml:space="preserve">이리나: 돈은 있어요. 1월 — 처음으로 거의 수지 균형인 달. 대여금 없이.</w:t>
-      </w:r>
-    </w:p>
-    <w:p>
-      <w:pPr>
-        <w:pStyle w:val="BodyText"/>
-      </w:pPr>
-      <w:r>
-        <w:t xml:space="preserve">알렉세이: 거의 균형. 이리나, 웃고 있네요.</w:t>
-      </w:r>
-    </w:p>
-    <w:p>
-      <w:pPr>
-        <w:pStyle w:val="BodyText"/>
-      </w:pPr>
-      <w:r>
-        <w:t xml:space="preserve">이리나: 웃는 게 아니에요. 사실을 말하는 거예요. 여기 직원 예산. 월 9만.</w:t>
-      </w:r>
-    </w:p>
-    <w:p>
-      <w:pPr>
-        <w:pStyle w:val="BodyText"/>
-      </w:pPr>
-      <w:r>
-        <w:t xml:space="preserve">알렉세이: 9만. 그리고 보너스. 본론으로 갑시다: 보너스는 어떻게 해요?</w:t>
+        <w:t xml:space="preserve">이리나: 알렉세이, 솔직히 말해 봐요. 오늘 잠은 자긴 했어요?</w:t>
+      </w:r>
+    </w:p>
+    <w:p>
+      <w:pPr>
+        <w:pStyle w:val="BodyText"/>
+      </w:pPr>
+      <w:r>
+        <w:t xml:space="preserve">알렉세이: 다섯 시간이요. 저한텐 괜찮아요, 걱정 마세요.</w:t>
+      </w:r>
+    </w:p>
+    <w:p>
+      <w:pPr>
+        <w:pStyle w:val="BodyText"/>
+      </w:pPr>
+      <w:r>
+        <w:t xml:space="preserve">이리나: 3주 연속 다섯 시간은 괜찮은 게 아니라 위험이에요. 소희 씨한테 무슨 일이 있었는지 기억나요?</w:t>
+      </w:r>
+    </w:p>
+    <w:p>
+      <w:pPr>
+        <w:pStyle w:val="BodyText"/>
+      </w:pPr>
+      <w:r>
+        <w:t xml:space="preserve">알렉세이: 기억나요. 그런데 아니면 누가 해요? 센터 두 그룹, 명단에 의사 23명, 갈리나 레즈니크, 툴라.</w:t>
+      </w:r>
+    </w:p>
+    <w:p>
+      <w:pPr>
+        <w:pStyle w:val="BodyText"/>
+      </w:pPr>
+      <w:r>
+        <w:t xml:space="preserve">올가: 그 목록에서 자기 자신을 빼먹었네요. 당신은 대표이기도 해요. 그것도 밤 11시에 전화를 받는 대표요.</w:t>
+      </w:r>
+    </w:p>
+    <w:p>
+      <w:pPr>
+        <w:pStyle w:val="BodyText"/>
+      </w:pPr>
+      <w:r>
+        <w:t xml:space="preserve">알렉세이: 의사들은 낮에 진료가 있어서 저녁에 전화해요.</w:t>
+      </w:r>
+    </w:p>
+    <w:p>
+      <w:pPr>
+        <w:pStyle w:val="BodyText"/>
+      </w:pPr>
+      <w:r>
+        <w:t xml:space="preserve">이리나: 그래서 사람이 필요해요, 첫 직원이요. 파트너도 강사도 아닌, 의사 담당 매니저요.</w:t>
+      </w:r>
+    </w:p>
+    <w:p>
+      <w:pPr>
+        <w:pStyle w:val="BodyText"/>
+      </w:pPr>
+      <w:r>
+        <w:t xml:space="preserve">알렉세이: 저도 생각은 해 봤어요. 그런데 솔직히 겁나요.</w:t>
+      </w:r>
+    </w:p>
+    <w:p>
+      <w:pPr>
+        <w:pStyle w:val="BodyText"/>
+      </w:pPr>
+      <w:r>
+        <w:t xml:space="preserve">올가: 정확히 뭐가 겁나요, 알렉세이 니콜라예비치?</w:t>
+      </w:r>
+    </w:p>
+    <w:p>
+      <w:pPr>
+        <w:pStyle w:val="BodyText"/>
+      </w:pPr>
+      <w:r>
+        <w:t xml:space="preserve">알렉세이: 제가 「헬베메드」에서 팔던 식으로 팔까 봐요. 빨리, 그리고 소치로요.</w:t>
+      </w:r>
+    </w:p>
+    <w:p>
+      <w:pPr>
+        <w:pStyle w:val="BodyText"/>
+      </w:pPr>
+      <w:r>
+        <w:t xml:space="preserve">올가: 그럼 제대로 된 걸 두려워하는 거예요. 첫 직원은 도움이 아니에요. 문화예요. 첫 사람이 어떠냐에 따라 다음 스무 명이 정해져요. 세 회사에서 봤어요. 첫 사람이 나쁘면 1년 뒤엔 다 똑같아져요.</w:t>
+      </w:r>
+    </w:p>
+    <w:p>
+      <w:pPr>
+        <w:pStyle w:val="BodyText"/>
+      </w:pPr>
+      <w:r>
+        <w:t xml:space="preserve">이리나: 돈은 있어요. 1월은 우리가 대여금 없이 거의 손익분기로 마감한 첫 달이에요.</w:t>
+      </w:r>
+    </w:p>
+    <w:p>
+      <w:pPr>
+        <w:pStyle w:val="BodyText"/>
+      </w:pPr>
+      <w:r>
+        <w:t xml:space="preserve">알렉세이: 거의 손익분기라… 이리나, 지금 웃는 거예요?</w:t>
+      </w:r>
+    </w:p>
+    <w:p>
+      <w:pPr>
+        <w:pStyle w:val="BodyText"/>
+      </w:pPr>
+      <w:r>
+        <w:t xml:space="preserve">이리나: 웃는 게 아니라 사실을 말하는 거예요. 여기 직원 예산이요. 월 9만.</w:t>
+      </w:r>
+    </w:p>
+    <w:p>
+      <w:pPr>
+        <w:pStyle w:val="BodyText"/>
+      </w:pPr>
+      <w:r>
+        <w:t xml:space="preserve">알렉세이: 9만에 보너스까지. 본론으로 갑시다: 보너스는 어떻게 줄 거예요?</w:t>
       </w:r>
     </w:p>
     <w:bookmarkEnd w:id="33"/>
@@ -3336,55 +3336,55 @@
         <w:pStyle w:val="FirstParagraph"/>
       </w:pPr>
       <w:r>
-        <w:t xml:space="preserve">이리나: 여기서 우리가 다투게 되겠죠. 「헬베메드」에선 보너스를 어떻게 줘요?</w:t>
-      </w:r>
-    </w:p>
-    <w:p>
-      <w:pPr>
-        <w:pStyle w:val="BodyText"/>
-      </w:pPr>
-      <w:r>
-        <w:t xml:space="preserve">알렉세이: 매출의 몇 퍼센트. 3~5퍼센트. 다들 그래요.</w:t>
-      </w:r>
-    </w:p>
-    <w:p>
-      <w:pPr>
-        <w:pStyle w:val="BodyText"/>
-      </w:pPr>
-      <w:r>
-        <w:t xml:space="preserve">올가: 다들 그렇죠. 그리고 다들 — 소치.</w:t>
-      </w:r>
-    </w:p>
-    <w:p>
-      <w:pPr>
-        <w:pStyle w:val="BodyText"/>
-      </w:pPr>
-      <w:r>
-        <w:t xml:space="preserve">알렉세이: 퍼센트가 공정해요. 많이 팔면 많이 받고.</w:t>
-      </w:r>
-    </w:p>
-    <w:p>
-      <w:pPr>
-        <w:pStyle w:val="BodyText"/>
-      </w:pPr>
-      <w:r>
-        <w:t xml:space="preserve">이리나: 퍼센트는 판매원에게 공정하죠. 우리에게 퍼센트는 이런 뜻이에요: 분기 마감 사흘 전이라 매니저가 수료증 없는 의사에게 판다. 코르닐로바에게서 이미 봤잖아요: 퍼센트는 아무나 수료시킬 동기예요.</w:t>
-      </w:r>
-    </w:p>
-    <w:p>
-      <w:pPr>
-        <w:pStyle w:val="BodyText"/>
-      </w:pPr>
-      <w:r>
-        <w:t xml:space="preserve">알렉세이: 그럼 무엇에 돈을 줘요? 보너스 없으면 판매원은 잠들어요.</w:t>
-      </w:r>
-    </w:p>
-    <w:p>
-      <w:pPr>
-        <w:pStyle w:val="BodyText"/>
-      </w:pPr>
-      <w:r>
-        <w:t xml:space="preserve">올가: 1년 뒤에 보고 싶은 것에 돈을 줘요.</w:t>
+        <w:t xml:space="preserve">이리나: 바로 여기서 우리가 다투게 되겠네요. 「헬베메드」에선 보너스를 어떻게 줘요?</w:t>
+      </w:r>
+    </w:p>
+    <w:p>
+      <w:pPr>
+        <w:pStyle w:val="BodyText"/>
+      </w:pPr>
+      <w:r>
+        <w:t xml:space="preserve">알렉세이: 매출의 몇 퍼센트요. 보통 3~5퍼센트, 어디나 그렇듯이요.</w:t>
+      </w:r>
+    </w:p>
+    <w:p>
+      <w:pPr>
+        <w:pStyle w:val="BodyText"/>
+      </w:pPr>
+      <w:r>
+        <w:t xml:space="preserve">올가: 어디나 그렇듯이. 그리고 어디나 그렇듯이 결국 소치가 나오죠.</w:t>
+      </w:r>
+    </w:p>
+    <w:p>
+      <w:pPr>
+        <w:pStyle w:val="BodyText"/>
+      </w:pPr>
+      <w:r>
+        <w:t xml:space="preserve">알렉세이: 하지만 비율이 공정해요. 많이 팔면 많이 받는 거니까요.</w:t>
+      </w:r>
+    </w:p>
+    <w:p>
+      <w:pPr>
+        <w:pStyle w:val="BodyText"/>
+      </w:pPr>
+      <w:r>
+        <w:t xml:space="preserve">이리나: 비율은 판매자한테나 공정하죠. 우리한테 비율이란, 분기 마감이 사흘 남았다고 매니저가 수료증 없는 의사에게 파는 걸 뜻해요. 코르닐로바한테서 이미 들었잖아요: 비율은 아무나 수료시킬 동기라고.</w:t>
+      </w:r>
+    </w:p>
+    <w:p>
+      <w:pPr>
+        <w:pStyle w:val="BodyText"/>
+      </w:pPr>
+      <w:r>
+        <w:t xml:space="preserve">알렉세이: 그럼 대체 뭐에 돈을 줘요? 보너스가 없으면 판매자는 그냥 잠만 자요.</w:t>
+      </w:r>
+    </w:p>
+    <w:p>
+      <w:pPr>
+        <w:pStyle w:val="BodyText"/>
+      </w:pPr>
+      <w:r>
+        <w:t xml:space="preserve">올가: 1주 뒤가 아니라 1년 뒤에 보고 싶은 것에 돈을 주세요.</w:t>
       </w:r>
     </w:p>
     <w:p>
@@ -3400,111 +3400,111 @@
         <w:pStyle w:val="BodyText"/>
       </w:pPr>
       <w:r>
-        <w:t xml:space="preserve">이리나: 바로 그거예요. 적을게요. 첫째 — 수료한 의사. 그 사람 연락처 중 시험에 합격한 의사 수.</w:t>
-      </w:r>
-    </w:p>
-    <w:p>
-      <w:pPr>
-        <w:pStyle w:val="BodyText"/>
-      </w:pPr>
-      <w:r>
-        <w:t xml:space="preserve">올가: 「교육에 등록한」이 아니라요. 합격한. 등록은 누구나 해요.</w:t>
-      </w:r>
-    </w:p>
-    <w:p>
-      <w:pPr>
-        <w:pStyle w:val="BodyText"/>
-      </w:pPr>
-      <w:r>
-        <w:t xml:space="preserve">이리나: 합격한. 둘째 — 재주문. 의사가 석 달 뒤 다시 주문하면, 만족한다는 뜻이죠.</w:t>
-      </w:r>
-    </w:p>
-    <w:p>
-      <w:pPr>
-        <w:pStyle w:val="BodyText"/>
-      </w:pPr>
-      <w:r>
-        <w:t xml:space="preserve">알렉세이: 환자들도 만족한다는 거고요. 아니면 다시 주문 안 하죠.</w:t>
-      </w:r>
-    </w:p>
-    <w:p>
-      <w:pPr>
-        <w:pStyle w:val="BodyText"/>
-      </w:pPr>
-      <w:r>
-        <w:t xml:space="preserve">이리나: 셋째 — 위반 0. 현금, 선물, 수료증 없는 판매 — 보너스 0. 분기 전체.</w:t>
-      </w:r>
-    </w:p>
-    <w:p>
-      <w:pPr>
-        <w:pStyle w:val="BodyText"/>
-      </w:pPr>
-      <w:r>
-        <w:t xml:space="preserve">올가: 보너스만이 아니에요. 해고. 그건 면접에서 말로 하는 게 아니라 계약서에 써야 해요.</w:t>
-      </w:r>
-    </w:p>
-    <w:p>
-      <w:pPr>
-        <w:pStyle w:val="BodyText"/>
-      </w:pPr>
-      <w:r>
-        <w:t xml:space="preserve">알렉세이: 가혹하네요.</w:t>
-      </w:r>
-    </w:p>
-    <w:p>
-      <w:pPr>
-        <w:pStyle w:val="BodyText"/>
-      </w:pPr>
-      <w:r>
-        <w:t xml:space="preserve">올가: 가혹한 건 한 번. 그다음은 — 평온. 처음에 무르면 — 그다음 몇 년을 가혹하게 해야 해요.</w:t>
-      </w:r>
-    </w:p>
-    <w:p>
-      <w:pPr>
-        <w:pStyle w:val="BodyText"/>
-      </w:pPr>
-      <w:r>
-        <w:t xml:space="preserve">이리나: 보너스 — 분기당 최대 6만. 항목마다 2만. 거기에 기본급 9만.</w:t>
-      </w:r>
-    </w:p>
-    <w:p>
-      <w:pPr>
-        <w:pStyle w:val="BodyText"/>
-      </w:pPr>
-      <w:r>
-        <w:t xml:space="preserve">알렉세이: 의사는 적은데 다 좋은 의사면요?</w:t>
-      </w:r>
-    </w:p>
-    <w:p>
-      <w:pPr>
-        <w:pStyle w:val="BodyText"/>
-      </w:pPr>
-      <w:r>
-        <w:t xml:space="preserve">이리나: 그럼 보너스는 적죠. 하지만 기본급은 — 정상이에요. 우린 시장이 느리다고 벌주지 않아요. 위반에만 벌을 줘요. 중요한 차이예요: 느린 시장 때문에 벌받는 매니저는 시장을 빠르게 만들기 시작해요. 그리고 시장은 위반으로만 빨라져요.</w:t>
-      </w:r>
-    </w:p>
-    <w:p>
-      <w:pPr>
-        <w:pStyle w:val="BodyText"/>
-      </w:pPr>
-      <w:r>
-        <w:t xml:space="preserve">알렉세이: 이리나, 그런 건 어디서 배웠어요?</w:t>
-      </w:r>
-    </w:p>
-    <w:p>
-      <w:pPr>
-        <w:pStyle w:val="BodyText"/>
-      </w:pPr>
-      <w:r>
-        <w:t xml:space="preserve">이리나: 감사하면서요. 보너스 제도를 마흔 개 봤어요. 그중 서른여덟 개가 사람들한테 거짓말을 가르쳤어요.</w:t>
-      </w:r>
-    </w:p>
-    <w:p>
-      <w:pPr>
-        <w:pStyle w:val="BodyText"/>
-      </w:pPr>
-      <w:r>
-        <w:t xml:space="preserve">올가: 이제 구인 공고. 알렉세이 니콜라예비치, 썼어요?</w:t>
+        <w:t xml:space="preserve">이리나: 그거예요, 적을게요. 첫째 — 수료한 의사. 즉 그 사람 연락처 중 몇 명이 시험에 합격했는지.</w:t>
+      </w:r>
+    </w:p>
+    <w:p>
+      <w:pPr>
+        <w:pStyle w:val="BodyText"/>
+      </w:pPr>
+      <w:r>
+        <w:t xml:space="preserve">올가: 「과정에 등록」이 아니라 합격이요. 등록은 누구나 할 수 있어요.</w:t>
+      </w:r>
+    </w:p>
+    <w:p>
+      <w:pPr>
+        <w:pStyle w:val="BodyText"/>
+      </w:pPr>
+      <w:r>
+        <w:t xml:space="preserve">이리나: 합격. 둘째 — 재주문. 의사가 석 달 뒤에 다시 주문하면 만족했다는 뜻이죠.</w:t>
+      </w:r>
+    </w:p>
+    <w:p>
+      <w:pPr>
+        <w:pStyle w:val="BodyText"/>
+      </w:pPr>
+      <w:r>
+        <w:t xml:space="preserve">알렉세이: 환자들도 만족했다는 거고요. 안 그러면 주문 안 했을 테니까.</w:t>
+      </w:r>
+    </w:p>
+    <w:p>
+      <w:pPr>
+        <w:pStyle w:val="BodyText"/>
+      </w:pPr>
+      <w:r>
+        <w:t xml:space="preserve">이리나: 셋째 — 위반 0건. 현금, 선물, 수료증 없는 판매가 있으면 분기 전체 보너스는 0이에요.</w:t>
+      </w:r>
+    </w:p>
+    <w:p>
+      <w:pPr>
+        <w:pStyle w:val="BodyText"/>
+      </w:pPr>
+      <w:r>
+        <w:t xml:space="preserve">올가: 보너스만이 아니라 해고까지요. 그건 면접에서 말로 할 게 아니라 계약서에 써야 해요.</w:t>
+      </w:r>
+    </w:p>
+    <w:p>
+      <w:pPr>
+        <w:pStyle w:val="BodyText"/>
+      </w:pPr>
+      <w:r>
+        <w:t xml:space="preserve">알렉세이: 첫 직원한테 그건 너무 가혹한 것 같아요.</w:t>
+      </w:r>
+    </w:p>
+    <w:p>
+      <w:pPr>
+        <w:pStyle w:val="BodyText"/>
+      </w:pPr>
+      <w:r>
+        <w:t xml:space="preserve">올가: 가혹한 건 한 번이고, 그다음은 편해요. 처음에 부드러우면 그다음엔 몇 년을 가혹해야 해요.</w:t>
+      </w:r>
+    </w:p>
+    <w:p>
+      <w:pPr>
+        <w:pStyle w:val="BodyText"/>
+      </w:pPr>
+      <w:r>
+        <w:t xml:space="preserve">이리나: 보너스는 분기당 최대 6만, 항목마다 2만씩이에요. 거기에 기본급 9만.</w:t>
+      </w:r>
+    </w:p>
+    <w:p>
+      <w:pPr>
+        <w:pStyle w:val="BodyText"/>
+      </w:pPr>
+      <w:r>
+        <w:t xml:space="preserve">알렉세이: 그런데 의사 수는 적은데 다들 좋은 의사라면요?</w:t>
+      </w:r>
+    </w:p>
+    <w:p>
+      <w:pPr>
+        <w:pStyle w:val="BodyText"/>
+      </w:pPr>
+      <w:r>
+        <w:t xml:space="preserve">이리나: 그럼 보너스는 작죠. 하지만 기본급은 정상이에요. 우리는 느린 시장 때문에 벌주지 않아요. 위반에만 벌을 줘요. 이건 중요한 차이예요: 느린 시장 때문에 벌받는 매니저는 시장을 빠르게 만들기 시작해요. 그런데 시장은 위반으로만 빨라져요.</w:t>
+      </w:r>
+    </w:p>
+    <w:p>
+      <w:pPr>
+        <w:pStyle w:val="BodyText"/>
+      </w:pPr>
+      <w:r>
+        <w:t xml:space="preserve">알렉세이: 이리나, 그런 건 어디서 배웠어요? 책엔 그런 거 안 나오는데요.</w:t>
+      </w:r>
+    </w:p>
+    <w:p>
+      <w:pPr>
+        <w:pStyle w:val="BodyText"/>
+      </w:pPr>
+      <w:r>
+        <w:t xml:space="preserve">이리나: 감사에서요. 보너스 제도를 마흔 개 봤는데, 그중 서른여덟 개가 사람들에게 거짓말을 가르쳤어요.</w:t>
+      </w:r>
+    </w:p>
+    <w:p>
+      <w:pPr>
+        <w:pStyle w:val="BodyText"/>
+      </w:pPr>
+      <w:r>
+        <w:t xml:space="preserve">올가: 이제 채용 공고요. 알렉세이 니콜라예비치, 벌써 썼어요?</w:t>
       </w:r>
     </w:p>
     <w:p>
@@ -3520,23 +3520,23 @@
         <w:pStyle w:val="BodyText"/>
       </w:pPr>
       <w:r>
-        <w:t xml:space="preserve">올가: 스톱. 첫 줄에 형용사 두 개. 지워요. 실제로 하는 일이 뭐예요?</w:t>
-      </w:r>
-    </w:p>
-    <w:p>
-      <w:pPr>
-        <w:pStyle w:val="BodyText"/>
-      </w:pPr>
-      <w:r>
-        <w:t xml:space="preserve">알렉세이: 한국 필러를 팔아요. 교육받은 의사에게만. 계좌 이체로만.</w:t>
-      </w:r>
-    </w:p>
-    <w:p>
-      <w:pPr>
-        <w:pStyle w:val="BodyText"/>
-      </w:pPr>
-      <w:r>
-        <w:t xml:space="preserve">올가: 바로 그걸 써요. 첫 줄에.</w:t>
+        <w:t xml:space="preserve">올가: 스톱. 첫 줄에 형용사가 두 개네요, 지울게요. 실제로 하는 일이 뭐예요?</w:t>
+      </w:r>
+    </w:p>
+    <w:p>
+      <w:pPr>
+        <w:pStyle w:val="BodyText"/>
+      </w:pPr>
+      <w:r>
+        <w:t xml:space="preserve">알렉세이: 한국 필러를 팔아요. 교육받은 의사에게만, 계좌 이체로만요.</w:t>
+      </w:r>
+    </w:p>
+    <w:p>
+      <w:pPr>
+        <w:pStyle w:val="BodyText"/>
+      </w:pPr>
+      <w:r>
+        <w:t xml:space="preserve">올가: 바로 그걸 쓰세요, 그것도 첫 줄에.</w:t>
       </w:r>
     </w:p>
     <w:p>
@@ -3552,63 +3552,63 @@
         <w:pStyle w:val="BodyText"/>
       </w:pPr>
       <w:r>
-        <w:t xml:space="preserve">이리나: 「거절할 줄 아는」. 지원자 절반은 안 오겠네요.</w:t>
-      </w:r>
-    </w:p>
-    <w:p>
-      <w:pPr>
-        <w:pStyle w:val="BodyText"/>
-      </w:pPr>
-      <w:r>
-        <w:t xml:space="preserve">올가: 옳은 절반이 안 오겠죠. 시간을 아껴 줘요.</w:t>
-      </w:r>
-    </w:p>
-    <w:p>
-      <w:pPr>
-        <w:pStyle w:val="BodyText"/>
-      </w:pPr>
-      <w:r>
-        <w:t xml:space="preserve">알렉세이: 자격 요건은요? 미용 경력? 의학 교육?</w:t>
-      </w:r>
-    </w:p>
-    <w:p>
-      <w:pPr>
-        <w:pStyle w:val="BodyText"/>
-      </w:pPr>
-      <w:r>
-        <w:t xml:space="preserve">올가: 미용은 코르닐로바가 가르쳐요. 정직은 아무도 못 가르쳐요. 써요: 「의사 대상 영업 경력 — 우대. 거절 경험 — 필수」.</w:t>
-      </w:r>
-    </w:p>
-    <w:p>
-      <w:pPr>
-        <w:pStyle w:val="BodyText"/>
-      </w:pPr>
-      <w:r>
-        <w:t xml:space="preserve">이리나: 거절 경험. 면접에서 그걸 어떻게 확인해요?</w:t>
-      </w:r>
-    </w:p>
-    <w:p>
-      <w:pPr>
-        <w:pStyle w:val="BodyText"/>
-      </w:pPr>
-      <w:r>
-        <w:t xml:space="preserve">알렉세이: 방법을 알아요. 제가 의사를 연기할게요. 나쁜 의사를.</w:t>
-      </w:r>
-    </w:p>
-    <w:p>
-      <w:pPr>
-        <w:pStyle w:val="BodyText"/>
-      </w:pPr>
-      <w:r>
-        <w:t xml:space="preserve">올가: 당신이요? 나쁜 의사? 재밌겠네요.</w:t>
-      </w:r>
-    </w:p>
-    <w:p>
-      <w:pPr>
-        <w:pStyle w:val="BodyText"/>
-      </w:pPr>
-      <w:r>
-        <w:t xml:space="preserve">알렉세이: 「헬베메드」에서 10년 동안 나쁜 의사들 말을 들었어요. 그 사람들 대사를 다 외워요.</w:t>
+        <w:t xml:space="preserve">이리나: 「거절할 줄 아는」. 이 문장을 보면 지원자 절반은 안 오겠네요.</w:t>
+      </w:r>
+    </w:p>
+    <w:p>
+      <w:pPr>
+        <w:pStyle w:val="BodyText"/>
+      </w:pPr>
+      <w:r>
+        <w:t xml:space="preserve">올가: 안 와야 할 절반이 안 오는 거예요. 그만큼 시간이 절약되죠.</w:t>
+      </w:r>
+    </w:p>
+    <w:p>
+      <w:pPr>
+        <w:pStyle w:val="BodyText"/>
+      </w:pPr>
+      <w:r>
+        <w:t xml:space="preserve">알렉세이: 자격 요건엔 뭘 써요? 미용 분야 경력? 의학 학위?</w:t>
+      </w:r>
+    </w:p>
+    <w:p>
+      <w:pPr>
+        <w:pStyle w:val="BodyText"/>
+      </w:pPr>
+      <w:r>
+        <w:t xml:space="preserve">올가: 미용은 코르닐로바가 가르칠 거고, 정직은 아무도 못 가르쳐요. 이렇게 쓰세요: 「의사 대상 영업 경력 — 우대. 거절 경력 — 필수」.</w:t>
+      </w:r>
+    </w:p>
+    <w:p>
+      <w:pPr>
+        <w:pStyle w:val="BodyText"/>
+      </w:pPr>
+      <w:r>
+        <w:t xml:space="preserve">이리나: 거절 경력이라… 면접에서 그걸 어떻게 확인해요?</w:t>
+      </w:r>
+    </w:p>
+    <w:p>
+      <w:pPr>
+        <w:pStyle w:val="BodyText"/>
+      </w:pPr>
+      <w:r>
+        <w:t xml:space="preserve">알렉세이: 방법이 있어요. 제가 의사 역할을 할게요, 그것도 나쁜 의사요.</w:t>
+      </w:r>
+    </w:p>
+    <w:p>
+      <w:pPr>
+        <w:pStyle w:val="BodyText"/>
+      </w:pPr>
+      <w:r>
+        <w:t xml:space="preserve">올가: 당신이요? 나쁜 의사를요? 그거 정말 볼만하겠네요.</w:t>
+      </w:r>
+    </w:p>
+    <w:p>
+      <w:pPr>
+        <w:pStyle w:val="BodyText"/>
+      </w:pPr>
+      <w:r>
+        <w:t xml:space="preserve">알렉세이: 「헬베메드」에서 10년 동안 나쁜 의사들 얘기를 들었어요. 그래서 그 사람들 말투를 다 외워요.</w:t>
       </w:r>
     </w:p>
     <w:bookmarkEnd w:id="34"/>
@@ -3626,239 +3626,239 @@
         <w:pStyle w:val="FirstParagraph"/>
       </w:pPr>
       <w:r>
-        <w:t xml:space="preserve">아르투르: 아르투르 보이코입니다. 제약 업계 8년. 마지막 3년은 — 「헬베메드」. 알렉세이, 우리 아는 사이잖아요!</w:t>
-      </w:r>
-    </w:p>
-    <w:p>
-      <w:pPr>
-        <w:pStyle w:val="BodyText"/>
-      </w:pPr>
-      <w:r>
-        <w:t xml:space="preserve">알렉세이: 알죠. 옆 부서에 계셨죠. 자기소개 해 주세요. 모르는 사이인 것처럼.</w:t>
-      </w:r>
-    </w:p>
-    <w:p>
-      <w:pPr>
-        <w:pStyle w:val="BodyText"/>
-      </w:pPr>
-      <w:r>
-        <w:t xml:space="preserve">아르투르: 저는 — 결과입니다. 3년 연속 목표 120퍼센트. 지역 1위. 의사들이 저를 좋아해요.</w:t>
-      </w:r>
-    </w:p>
-    <w:p>
-      <w:pPr>
-        <w:pStyle w:val="BodyText"/>
-      </w:pPr>
-      <w:r>
-        <w:t xml:space="preserve">이리나: 왜 좋아해요?</w:t>
-      </w:r>
-    </w:p>
-    <w:p>
-      <w:pPr>
-        <w:pStyle w:val="BodyText"/>
-      </w:pPr>
-      <w:r>
-        <w:t xml:space="preserve">아르투르: 의사에게 뭐가 필요한지 아니까요. 제품만이 아니라. 관심, 도움, 행사.</w:t>
-      </w:r>
-    </w:p>
-    <w:p>
-      <w:pPr>
-        <w:pStyle w:val="BodyText"/>
-      </w:pPr>
-      <w:r>
-        <w:t xml:space="preserve">올가: 무슨 행사요?</w:t>
-      </w:r>
-    </w:p>
-    <w:p>
-      <w:pPr>
-        <w:pStyle w:val="BodyText"/>
-      </w:pPr>
-      <w:r>
-        <w:t xml:space="preserve">아르투르: 학회. 교육 여행. 저녁 식사. 물론 전부 법의 테두리 안에서요. 마케팅 예산으로.</w:t>
-      </w:r>
-    </w:p>
-    <w:p>
-      <w:pPr>
-        <w:pStyle w:val="BodyText"/>
-      </w:pPr>
-      <w:r>
-        <w:t xml:space="preserve">알렉세이: 교육 여행. 예를 들면 어디요?</w:t>
-      </w:r>
-    </w:p>
-    <w:p>
-      <w:pPr>
-        <w:pStyle w:val="BodyText"/>
-      </w:pPr>
-      <w:r>
-        <w:t xml:space="preserve">아르투르: 소치 — 고전이죠. 최우수 의사는 두바이. 의사는 쉬고, 강의는 두 시간 듣고. 다들 만족해요.</w:t>
-      </w:r>
-    </w:p>
-    <w:p>
-      <w:pPr>
-        <w:pStyle w:val="BodyText"/>
-      </w:pPr>
-      <w:r>
-        <w:t xml:space="preserve">알렉세이: 아르투르, 우리에겐 의사용 마케팅 예산이 없어요. 앞으로도 없을 거고요.</w:t>
-      </w:r>
-    </w:p>
-    <w:p>
-      <w:pPr>
-        <w:pStyle w:val="BodyText"/>
-      </w:pPr>
-      <w:r>
-        <w:t xml:space="preserve">아르투르: 그럼 어떻게 팔 생각이세요? 제품 하나만으로?</w:t>
-      </w:r>
-    </w:p>
-    <w:p>
-      <w:pPr>
-        <w:pStyle w:val="BodyText"/>
-      </w:pPr>
-      <w:r>
-        <w:t xml:space="preserve">알렉세이: 제품과 교육으로요. 고마워요, 아르투르. 연락드릴게요.</w:t>
-      </w:r>
-    </w:p>
-    <w:p>
-      <w:pPr>
-        <w:pStyle w:val="BodyText"/>
-      </w:pPr>
-      <w:r>
-        <w:t xml:space="preserve">아르투르: 알겠습니다. 알렉세이, 넌 늘… 원칙주의자였지. 행운을 빌어. 필요할 거야.</w:t>
-      </w:r>
-    </w:p>
-    <w:p>
-      <w:pPr>
-        <w:pStyle w:val="BodyText"/>
-      </w:pPr>
-      <w:r>
-        <w:t xml:space="preserve">이리나: 다시 안 오겠네요. 잘된 거예요. 다음 — 코발료프. 야로슬라블.</w:t>
-      </w:r>
-    </w:p>
-    <w:p>
-      <w:pPr>
-        <w:pStyle w:val="BodyText"/>
-      </w:pPr>
-      <w:r>
-        <w:t xml:space="preserve">디마: 안녕하세요. 드미트리 코발료프입니다. 디마라고 부르셔도 돼요. 스물아홉. 전에는 소 약을 팔았어요.</w:t>
-      </w:r>
-    </w:p>
-    <w:p>
-      <w:pPr>
-        <w:pStyle w:val="BodyText"/>
-      </w:pPr>
-      <w:r>
-        <w:t xml:space="preserve">올가: 소 약. 흥미롭네요. 자기소개 해 주세요, 드미트리.</w:t>
-      </w:r>
-    </w:p>
-    <w:p>
-      <w:pPr>
-        <w:pStyle w:val="BodyText"/>
-      </w:pPr>
-      <w:r>
-        <w:t xml:space="preserve">디마: 5년 — 동물 약품. 야로슬라블주. 집단 농장, 목장. 농장 40곳. 목장 수의사는 세상에서 제일 의심 많은 사람이에요. 그 사람은 못 속여요: 소가 죽으면 누가 팔았는지 기억하거든요.</w:t>
-      </w:r>
-    </w:p>
-    <w:p>
-      <w:pPr>
-        <w:pStyle w:val="BodyText"/>
-      </w:pPr>
-      <w:r>
-        <w:t xml:space="preserve">이리나: 왜 그만뒀어요?</w:t>
-      </w:r>
-    </w:p>
-    <w:p>
-      <w:pPr>
-        <w:pStyle w:val="BodyText"/>
-      </w:pPr>
-      <w:r>
-        <w:t xml:space="preserve">디마: 회사가 하지도 않은 방문을 보고서에 쓰라고 했어요. 저는 실제 방문을 60건 했어요.</w:t>
-      </w:r>
-    </w:p>
-    <w:p>
-      <w:pPr>
-        <w:pStyle w:val="BodyText"/>
-      </w:pPr>
-      <w:r>
-        <w:t xml:space="preserve">이리나: 그래서 어떻게 했어요?</w:t>
-      </w:r>
-    </w:p>
-    <w:p>
-      <w:pPr>
-        <w:pStyle w:val="BodyText"/>
-      </w:pPr>
-      <w:r>
-        <w:t xml:space="preserve">디마: 60건이라고 썼어요. 보너스를 깎였죠. 반년 뒤에 나왔어요. 공책을 들고.</w:t>
-      </w:r>
-    </w:p>
-    <w:p>
-      <w:pPr>
-        <w:pStyle w:val="BodyText"/>
-      </w:pPr>
-      <w:r>
-        <w:t xml:space="preserve">올가: 무슨 공책이요?</w:t>
-      </w:r>
-    </w:p>
-    <w:p>
-      <w:pPr>
-        <w:pStyle w:val="BodyText"/>
-      </w:pPr>
-      <w:r>
-        <w:t xml:space="preserve">디마: 이거요. 5년 치 방문 기록. 날짜, 농장, 수의사, 뭘 팔았는지, 뭐라고 했는지. 회사는 제 보고서를 안 믿었어요. 그래서 제 걸 따로 썼어요. 진실이 어디 있는지 저라도 알려고요.</w:t>
-      </w:r>
-    </w:p>
-    <w:p>
-      <w:pPr>
-        <w:pStyle w:val="BodyText"/>
-      </w:pPr>
-      <w:r>
-        <w:t xml:space="preserve">이리나: 봐도 돼요? 5년. 필체가 한결같아요. 날짜가 연속이에요. 구멍이 하나도 없어요.</w:t>
-      </w:r>
-    </w:p>
-    <w:p>
-      <w:pPr>
-        <w:pStyle w:val="BodyText"/>
-      </w:pPr>
-      <w:r>
-        <w:t xml:space="preserve">올가: 감사인이 영혼의 짝을 찾았네요.</w:t>
-      </w:r>
-    </w:p>
-    <w:p>
-      <w:pPr>
-        <w:pStyle w:val="BodyText"/>
-      </w:pPr>
-      <w:r>
-        <w:t xml:space="preserve">알렉세이: 드미트리, 필러에 대해선 아무것도 모르시죠.</w:t>
-      </w:r>
-    </w:p>
-    <w:p>
-      <w:pPr>
-        <w:pStyle w:val="BodyText"/>
-      </w:pPr>
-      <w:r>
-        <w:t xml:space="preserve">디마: 아무것도요. 센터 사이트 영상을 봤어요. 한 원장님, 팬텀. 제가 아무것도 모른다는 걸 알았어요. 그게 좋은 건가요? 수의사들도 처음엔 제 질문을 비웃었어요. 그다음엔 대답해 주기 시작했고요.</w:t>
-      </w:r>
-    </w:p>
-    <w:p>
-      <w:pPr>
-        <w:pStyle w:val="BodyText"/>
-      </w:pPr>
-      <w:r>
-        <w:t xml:space="preserve">올가: 정직하네요. 시작으로는 — 충분해요.</w:t>
-      </w:r>
-    </w:p>
-    <w:p>
-      <w:pPr>
-        <w:pStyle w:val="BodyText"/>
-      </w:pPr>
-      <w:r>
-        <w:t xml:space="preserve">알렉세이: 그럼 마지막. 테스트. 제가 의사를 연기할게요. 당신은 — 「모스트 메디컬」 매니저. 준비됐어요?</w:t>
-      </w:r>
-    </w:p>
-    <w:p>
-      <w:pPr>
-        <w:pStyle w:val="BodyText"/>
-      </w:pPr>
-      <w:r>
-        <w:t xml:space="preserve">디마: 됐어요. 다만 야로슬라블에서 제 의사들은 소 의사였어요. 당신이 — 수의사라고 상상할게요.</w:t>
+        <w:t xml:space="preserve">아르투르: 아르투르 보이코입니다. 제약 업계 8년, 최근 3년은 「헬베메드」요. 알렉세이, 우리 아는 사이잖아!</w:t>
+      </w:r>
+    </w:p>
+    <w:p>
+      <w:pPr>
+        <w:pStyle w:val="BodyText"/>
+      </w:pPr>
+      <w:r>
+        <w:t xml:space="preserve">알렉세이: 알죠, 옆 부서에 계셨죠. 하지만 모르는 사이인 것처럼 자기소개를 해 주세요.</w:t>
+      </w:r>
+    </w:p>
+    <w:p>
+      <w:pPr>
+        <w:pStyle w:val="BodyText"/>
+      </w:pPr>
+      <w:r>
+        <w:t xml:space="preserve">아르투르: 저는 곧 결과입니다. 3년 연속 계획 120퍼센트, 지역 최고. 의사들이 저를 좋아해요.</w:t>
+      </w:r>
+    </w:p>
+    <w:p>
+      <w:pPr>
+        <w:pStyle w:val="BodyText"/>
+      </w:pPr>
+      <w:r>
+        <w:t xml:space="preserve">이리나: 의사들이 왜 좋아한다고 생각하세요?</w:t>
+      </w:r>
+    </w:p>
+    <w:p>
+      <w:pPr>
+        <w:pStyle w:val="BodyText"/>
+      </w:pPr>
+      <w:r>
+        <w:t xml:space="preserve">아르투르: 의사에게 뭐가 필요한지 아니까요. 제품만이 아니라 관심, 도움, 행사도요.</w:t>
+      </w:r>
+    </w:p>
+    <w:p>
+      <w:pPr>
+        <w:pStyle w:val="BodyText"/>
+      </w:pPr>
+      <w:r>
+        <w:t xml:space="preserve">올가: 정확히 어떤 행사를 말씀하시는 거죠?</w:t>
+      </w:r>
+    </w:p>
+    <w:p>
+      <w:pPr>
+        <w:pStyle w:val="BodyText"/>
+      </w:pPr>
+      <w:r>
+        <w:t xml:space="preserve">아르투르: 학회, 교육 여행, 저녁 식사요. 물론 다 법 테두리 안에서, 마케팅 예산으로요.</w:t>
+      </w:r>
+    </w:p>
+    <w:p>
+      <w:pPr>
+        <w:pStyle w:val="BodyText"/>
+      </w:pPr>
+      <w:r>
+        <w:t xml:space="preserve">알렉세이: 교육 여행이라… 예를 들면 어디로 보내셨어요?</w:t>
+      </w:r>
+    </w:p>
+    <w:p>
+      <w:pPr>
+        <w:pStyle w:val="BodyText"/>
+      </w:pPr>
+      <w:r>
+        <w:t xml:space="preserve">아르투르: 소치는 클래식이고, 최우수 의사는 두바이요. 의사는 쉬고, 강의를 두 시간 듣고, 모두가 만족하죠.</w:t>
+      </w:r>
+    </w:p>
+    <w:p>
+      <w:pPr>
+        <w:pStyle w:val="BodyText"/>
+      </w:pPr>
+      <w:r>
+        <w:t xml:space="preserve">알렉세이: 아르투르, 우리에겐 의사용 마케팅 예산이 없어요. 앞으로도 없을 거예요.</w:t>
+      </w:r>
+    </w:p>
+    <w:p>
+      <w:pPr>
+        <w:pStyle w:val="BodyText"/>
+      </w:pPr>
+      <w:r>
+        <w:t xml:space="preserve">아르투르: 그럼 어떻게 팔 생각이에요? 제품 하나만으로요?</w:t>
+      </w:r>
+    </w:p>
+    <w:p>
+      <w:pPr>
+        <w:pStyle w:val="BodyText"/>
+      </w:pPr>
+      <w:r>
+        <w:t xml:space="preserve">알렉세이: 제품과 교육으로요. 감사합니다, 아르투르. 연락드리겠습니다.</w:t>
+      </w:r>
+    </w:p>
+    <w:p>
+      <w:pPr>
+        <w:pStyle w:val="BodyText"/>
+      </w:pPr>
+      <w:r>
+        <w:t xml:space="preserve">아르투르: 알겠어요. 알렉세이, 넌 늘… 원칙주의자였지. 행운을 빌어. 필요할 거야.</w:t>
+      </w:r>
+    </w:p>
+    <w:p>
+      <w:pPr>
+        <w:pStyle w:val="BodyText"/>
+      </w:pPr>
+      <w:r>
+        <w:t xml:space="preserve">이리나: 다시 안 올 거예요. 그게 맞고요. 다음 지원자는 야로슬라블의 코발료프예요.</w:t>
+      </w:r>
+    </w:p>
+    <w:p>
+      <w:pPr>
+        <w:pStyle w:val="BodyText"/>
+      </w:pPr>
+      <w:r>
+        <w:t xml:space="preserve">디마: 안녕하세요. 드미트리 코발료프, 그냥 디마라고 부르셔도 돼요. 스물아홉 살이고, 전에는 소 약을 팔았어요.</w:t>
+      </w:r>
+    </w:p>
+    <w:p>
+      <w:pPr>
+        <w:pStyle w:val="BodyText"/>
+      </w:pPr>
+      <w:r>
+        <w:t xml:space="preserve">올가: 소 약이요? 흥미롭네요. 자기소개를 좀 더 자세히 해 주세요, 드미트리.</w:t>
+      </w:r>
+    </w:p>
+    <w:p>
+      <w:pPr>
+        <w:pStyle w:val="BodyText"/>
+      </w:pPr>
+      <w:r>
+        <w:t xml:space="preserve">디마: 5년 동안 야로슬라블주에서 동물 약을 팔았어요. 콜호스, 농장, 마흔 곳이요. 농장 수의사는 세상에서 가장 의심 많은 사람이에요. 속일 수가 없어요. 소가 죽으면 누가 팔았는지 기억하거든요.</w:t>
+      </w:r>
+    </w:p>
+    <w:p>
+      <w:pPr>
+        <w:pStyle w:val="BodyText"/>
+      </w:pPr>
+      <w:r>
+        <w:t xml:space="preserve">이리나: 그 회사는 왜 그만두셨어요?</w:t>
+      </w:r>
+    </w:p>
+    <w:p>
+      <w:pPr>
+        <w:pStyle w:val="BodyText"/>
+      </w:pPr>
+      <w:r>
+        <w:t xml:space="preserve">디마: 회사가 실제로 없던 방문을 보고서에 쓰라고 했어요. 저는 진짜 방문을 예순 번 했는데도요.</w:t>
+      </w:r>
+    </w:p>
+    <w:p>
+      <w:pPr>
+        <w:pStyle w:val="BodyText"/>
+      </w:pPr>
+      <w:r>
+        <w:t xml:space="preserve">이리나: 그래서 어떻게 하셨어요?</w:t>
+      </w:r>
+    </w:p>
+    <w:p>
+      <w:pPr>
+        <w:pStyle w:val="BodyText"/>
+      </w:pPr>
+      <w:r>
+        <w:t xml:space="preserve">디마: 있는 그대로 예순 번이라고 썼고, 보너스를 깎였어요. 반년 뒤에 그만뒀어요, 공책을 들고요.</w:t>
+      </w:r>
+    </w:p>
+    <w:p>
+      <w:pPr>
+        <w:pStyle w:val="BodyText"/>
+      </w:pPr>
+      <w:r>
+        <w:t xml:space="preserve">올가: 무슨 공책이요? 보여 주세요.</w:t>
+      </w:r>
+    </w:p>
+    <w:p>
+      <w:pPr>
+        <w:pStyle w:val="BodyText"/>
+      </w:pPr>
+      <w:r>
+        <w:t xml:space="preserve">디마: 이거요. 5년 치 제 방문 기록이에요: 날짜, 농장, 수의사, 뭘 팔았는지, 뭐라고 했는지. 회사가 제 보고서를 안 믿어서, 어디가 진실인지 저 스스로 알려고 따로 적었어요. 아무리 긴 날에도 매일 저녁 적었어요.</w:t>
+      </w:r>
+    </w:p>
+    <w:p>
+      <w:pPr>
+        <w:pStyle w:val="BodyText"/>
+      </w:pPr>
+      <w:r>
+        <w:t xml:space="preserve">이리나: 봐도 돼요? 5년, 글씨체가 똑같고, 날짜가 이어지고, 빈 곳이 하나도 없어요.</w:t>
+      </w:r>
+    </w:p>
+    <w:p>
+      <w:pPr>
+        <w:pStyle w:val="BodyText"/>
+      </w:pPr>
+      <w:r>
+        <w:t xml:space="preserve">올가: 우리 감사관이 영혼의 단짝을 찾았나 보네요.</w:t>
+      </w:r>
+    </w:p>
+    <w:p>
+      <w:pPr>
+        <w:pStyle w:val="BodyText"/>
+      </w:pPr>
+      <w:r>
+        <w:t xml:space="preserve">알렉세이: 드미트리, 그런데 필러에 대해선 아무것도 모르시잖아요.</w:t>
+      </w:r>
+    </w:p>
+    <w:p>
+      <w:pPr>
+        <w:pStyle w:val="BodyText"/>
+      </w:pPr>
+      <w:r>
+        <w:t xml:space="preserve">디마: 아무것도 몰라요. 센터 사이트에서 한 원장님과 팬텀 영상을 봤는데, 제가 아무것도 모른다는 걸 알았어요. 그게 좋은 건가요? 수의사들도 처음엔 제 질문을 비웃었어요. 그러다 대답해 주기 시작했죠.</w:t>
+      </w:r>
+    </w:p>
+    <w:p>
+      <w:pPr>
+        <w:pStyle w:val="BodyText"/>
+      </w:pPr>
+      <w:r>
+        <w:t xml:space="preserve">올가: 정직한 대답이에요. 시작으로는 그걸로 충분해요.</w:t>
+      </w:r>
+    </w:p>
+    <w:p>
+      <w:pPr>
+        <w:pStyle w:val="BodyText"/>
+      </w:pPr>
+      <w:r>
+        <w:t xml:space="preserve">알렉세이: 그럼 마지막으로 테스트예요. 제가 의사를, 당신은 「모스트 메디컬」 매니저를 맡아요. 준비됐어요?</w:t>
+      </w:r>
+    </w:p>
+    <w:p>
+      <w:pPr>
+        <w:pStyle w:val="BodyText"/>
+      </w:pPr>
+      <w:r>
+        <w:t xml:space="preserve">디마: 됐어요. 다만 야로슬라블에서 제 의사들은 소 의사였으니, 당신을 수의사라고 상상할게요.</w:t>
       </w:r>
     </w:p>
     <w:bookmarkEnd w:id="35"/>
@@ -3876,199 +3876,199 @@
         <w:pStyle w:val="FirstParagraph"/>
       </w:pPr>
       <w:r>
-        <w:t xml:space="preserve">알렉세이: 자. 나는 — 셰프초프 원장. 트베르스카야 거리 클리닉. 주사기 20개가 필요해요. 내일까지. 교육은 — 나중에.</w:t>
-      </w:r>
-    </w:p>
-    <w:p>
-      <w:pPr>
-        <w:pStyle w:val="BodyText"/>
-      </w:pPr>
-      <w:r>
-        <w:t xml:space="preserve">디마: 안녕하세요, 원장님. 내일은 — 안 됩니다. 수료증 없이는 판매하지 않습니다.</w:t>
-      </w:r>
-    </w:p>
-    <w:p>
-      <w:pPr>
-        <w:pStyle w:val="BodyText"/>
-      </w:pPr>
-      <w:r>
-        <w:t xml:space="preserve">알렉세이: 내가 경력 20년이에요. 무슨 수료증이요?</w:t>
-      </w:r>
-    </w:p>
-    <w:p>
-      <w:pPr>
-        <w:pStyle w:val="BodyText"/>
-      </w:pPr>
-      <w:r>
-        <w:t xml:space="preserve">디마: 저희 거요. 이번 토요일 팬텀 실습에 등록해 드릴 수 있어요. 두 시간이에요.</w:t>
-      </w:r>
-    </w:p>
-    <w:p>
-      <w:pPr>
-        <w:pStyle w:val="BodyText"/>
-      </w:pPr>
-      <w:r>
-        <w:t xml:space="preserve">알렉세이: 시간 없어요. 이봐요, 젊은이, 현금으로 낼게요. 그리고 웃돈으로 — 10퍼센트. 당신 개인한테.</w:t>
-      </w:r>
-    </w:p>
-    <w:p>
-      <w:pPr>
-        <w:pStyle w:val="BodyText"/>
-      </w:pPr>
-      <w:r>
-        <w:t xml:space="preserve">디마: 감사합니다, 원장님. 아니요. 저희는 계좌 이체로만 거래합니다. 그리고 저 개인은 아무것도 필요 없어요.</w:t>
-      </w:r>
-    </w:p>
-    <w:p>
-      <w:pPr>
-        <w:pStyle w:val="BodyText"/>
-      </w:pPr>
-      <w:r>
-        <w:t xml:space="preserve">알렉세이: 다들 뭔가 필요해요. 좋아요, 돈 말고. 콘서트 표? 저녁 식사?</w:t>
-      </w:r>
-    </w:p>
-    <w:p>
-      <w:pPr>
-        <w:pStyle w:val="BodyText"/>
-      </w:pPr>
-      <w:r>
-        <w:t xml:space="preserve">디마: 저녁 식사는 좋아요. 하지만 원장님은 원장님 몫을. 저는 제 몫을 냅니다. 그리고 교육 끝나고요.</w:t>
-      </w:r>
-    </w:p>
-    <w:p>
-      <w:pPr>
-        <w:pStyle w:val="BodyText"/>
-      </w:pPr>
-      <w:r>
-        <w:t xml:space="preserve">알렉세이: 이상한 사람이네. 경쟁사라면 오늘 벌써 상자를 갖다줬을 거예요.</w:t>
-      </w:r>
-    </w:p>
-    <w:p>
-      <w:pPr>
-        <w:pStyle w:val="BodyText"/>
-      </w:pPr>
-      <w:r>
-        <w:t xml:space="preserve">디마: 그럴지도요. 원장님, 하나 여쭤봐도 될까요? 6주 뒤에 원장님 환자에게 결절이 생기면, 그분은 누구한테 전화할까요 — 원장님일까요, 제 경쟁사일까요? 저희는 그분이 아무한테도 전화할 일이 없길 바라요. 그래서 — 교육이에요.</w:t>
-      </w:r>
-    </w:p>
-    <w:p>
-      <w:pPr>
-        <w:pStyle w:val="BodyText"/>
-      </w:pPr>
-      <w:r>
-        <w:t xml:space="preserve">알렉세이: 흠. 당신네 대표한테 항의하면요?</w:t>
-      </w:r>
-    </w:p>
-    <w:p>
-      <w:pPr>
-        <w:pStyle w:val="BodyText"/>
-      </w:pPr>
-      <w:r>
-        <w:t xml:space="preserve">디마: 하세요. 대표님도 똑같이 말할 거예요. 그분 문에 판지가 있어요.</w:t>
-      </w:r>
-    </w:p>
-    <w:p>
-      <w:pPr>
-        <w:pStyle w:val="BodyText"/>
-      </w:pPr>
-      <w:r>
-        <w:t xml:space="preserve">알렉세이: 무슨 판지요?</w:t>
-      </w:r>
-    </w:p>
-    <w:p>
-      <w:pPr>
-        <w:pStyle w:val="BodyText"/>
-      </w:pPr>
-      <w:r>
-        <w:t xml:space="preserve">디마: 들어올 때 봤어요. 「해를 끼치지 말라」. 무슨 사연인지는 몰라요. 하지만 짐작은 가요.</w:t>
-      </w:r>
-    </w:p>
-    <w:p>
-      <w:pPr>
-        <w:pStyle w:val="BodyText"/>
-      </w:pPr>
-      <w:r>
-        <w:t xml:space="preserve">알렉세이: 스톱. 테스트 끝. 올가 페트로브나, 이리나?</w:t>
-      </w:r>
-    </w:p>
-    <w:p>
-      <w:pPr>
-        <w:pStyle w:val="BodyText"/>
-      </w:pPr>
-      <w:r>
-        <w:t xml:space="preserve">올가: 네 번 거절했어요. 한 번도 목소리를 안 높였고. 한 번도 「유감스럽게도」를 안 했어요. 합격.</w:t>
-      </w:r>
-    </w:p>
-    <w:p>
-      <w:pPr>
-        <w:pStyle w:val="BodyText"/>
-      </w:pPr>
-      <w:r>
-        <w:t xml:space="preserve">이리나: 그리고 토요일 팬텀을 제안했죠. 그냥 「안 돼요」가 아니라 「안 되지만 이건 돼요」. 합격.</w:t>
-      </w:r>
-    </w:p>
-    <w:p>
-      <w:pPr>
-        <w:pStyle w:val="BodyText"/>
-      </w:pPr>
-      <w:r>
-        <w:t xml:space="preserve">디마: 여쭤봐도 될까요? 판지를 봤어요. 무슨 사연이에요?</w:t>
-      </w:r>
-    </w:p>
-    <w:p>
-      <w:pPr>
-        <w:pStyle w:val="BodyText"/>
-      </w:pPr>
-      <w:r>
-        <w:t xml:space="preserve">알렉세이: 우리 할머니예요. 40년 동안 펠드셰르. 제가 「헬베메드」를 그만둘 때 주셨어요. 원하면 — 저녁 먹으면서 얘기해 줄게요. 각자 자기 몫을 내고. 그게 우리 회사에서 당신의 첫 규칙이에요.</w:t>
-      </w:r>
-    </w:p>
-    <w:p>
-      <w:pPr>
-        <w:pStyle w:val="BodyText"/>
-      </w:pPr>
-      <w:r>
-        <w:t xml:space="preserve">디마: 그럼 저 합격이에요?</w:t>
-      </w:r>
-    </w:p>
-    <w:p>
-      <w:pPr>
-        <w:pStyle w:val="BodyText"/>
-      </w:pPr>
-      <w:r>
-        <w:t xml:space="preserve">알렉세이: 기본급 9만. 보너스 — 수료한 의사, 재주문, 위반 0에 대해. 위반 한 번 — 해고. 서명할래요?</w:t>
-      </w:r>
-    </w:p>
-    <w:p>
-      <w:pPr>
-        <w:pStyle w:val="BodyText"/>
-      </w:pPr>
-      <w:r>
-        <w:t xml:space="preserve">디마: 9만. 야로슬라블에선 6만 받았어요. 서명할게요. 재주문 보너스는 — 퍼센트가 아니죠?</w:t>
-      </w:r>
-    </w:p>
-    <w:p>
-      <w:pPr>
-        <w:pStyle w:val="BodyText"/>
-      </w:pPr>
-      <w:r>
-        <w:t xml:space="preserve">이리나: 퍼센트 아니에요. 다시 주문한 의사 한 명당 고정 금액. 얼마나 샀는지는 — 상관없어요.</w:t>
-      </w:r>
-    </w:p>
-    <w:p>
-      <w:pPr>
-        <w:pStyle w:val="BodyText"/>
-      </w:pPr>
-      <w:r>
-        <w:t xml:space="preserve">디마: 알겠어요. 그러니까 의사가 많이 사는 것보다 만족하는 게 저한테 이득이네요. 수의사들이랑 같아요. 만족한 수의사는 저한테 먼저 전화했어요. 매달. 저녁 식사 같은 거 없이.</w:t>
-      </w:r>
-    </w:p>
-    <w:p>
-      <w:pPr>
-        <w:pStyle w:val="BodyText"/>
-      </w:pPr>
-      <w:r>
-        <w:t xml:space="preserve">올가: 적었어요. 알렉세이 니콜라예비치, 이 사람이 보너스 제도를 당신보다 빨리 이해했네요.</w:t>
+        <w:t xml:space="preserve">알렉세이: 자, 나는 셰프초프 박사, 트베르스카야에 클리닉이 있어요. 내일까지 주사기 20개가 필요해요. 과정은 나중에.</w:t>
+      </w:r>
+    </w:p>
+    <w:p>
+      <w:pPr>
+        <w:pStyle w:val="BodyText"/>
+      </w:pPr>
+      <w:r>
+        <w:t xml:space="preserve">디마: 안녕하세요, 박사님. 내일은 아마 어렵겠습니다. 수료증 없이는 판매하지 않거든요.</w:t>
+      </w:r>
+    </w:p>
+    <w:p>
+      <w:pPr>
+        <w:pStyle w:val="BodyText"/>
+      </w:pPr>
+      <w:r>
+        <w:t xml:space="preserve">알렉세이: 난 경력 20년이에요. 무슨 수료증이 더 필요하죠?</w:t>
+      </w:r>
+    </w:p>
+    <w:p>
+      <w:pPr>
+        <w:pStyle w:val="BodyText"/>
+      </w:pPr>
+      <w:r>
+        <w:t xml:space="preserve">디마: 저희 수료증이요. 이번 토요일 팬텀 실습에 등록해 드릴 수 있어요. 두 시간이면 돼요.</w:t>
+      </w:r>
+    </w:p>
+    <w:p>
+      <w:pPr>
+        <w:pStyle w:val="BodyText"/>
+      </w:pPr>
+      <w:r>
+        <w:t xml:space="preserve">알렉세이: 시간 없어요. 이봐요 젊은이, 현금으로 낼게요. 거기에 당신 개인한테 10퍼센트 얹어서.</w:t>
+      </w:r>
+    </w:p>
+    <w:p>
+      <w:pPr>
+        <w:pStyle w:val="BodyText"/>
+      </w:pPr>
+      <w:r>
+        <w:t xml:space="preserve">디마: 감사합니다, 박사님. 하지만 안 됩니다. 저희는 계좌 이체로만 거래하고, 저 개인은 아무것도 필요 없어요.</w:t>
+      </w:r>
+    </w:p>
+    <w:p>
+      <w:pPr>
+        <w:pStyle w:val="BodyText"/>
+      </w:pPr>
+      <w:r>
+        <w:t xml:space="preserve">알렉세이: 누구나 뭔가 필요해요. 좋아요, 돈 말고. 콘서트 티켓이나 저녁 식사는 어때요?</w:t>
+      </w:r>
+    </w:p>
+    <w:p>
+      <w:pPr>
+        <w:pStyle w:val="BodyText"/>
+      </w:pPr>
+      <w:r>
+        <w:t xml:space="preserve">디마: 저녁 식사는 괜찮아요. 하지만 박사님은 박사님 몫을, 저는 제 몫을 내요. 그리고 과정이 끝난 뒤에요.</w:t>
+      </w:r>
+    </w:p>
+    <w:p>
+      <w:pPr>
+        <w:pStyle w:val="BodyText"/>
+      </w:pPr>
+      <w:r>
+        <w:t xml:space="preserve">알렉세이: 이상한 사람이네. 당신 경쟁자들은 오늘 당장 상자를 갖다줬을 거예요.</w:t>
+      </w:r>
+    </w:p>
+    <w:p>
+      <w:pPr>
+        <w:pStyle w:val="BodyText"/>
+      </w:pPr>
+      <w:r>
+        <w:t xml:space="preserve">디마: 그럴 수도 있죠. 박사님, 하나 여쭤도 될까요? 6주 뒤에 환자분께 결절이 생기면, 그분은 누구에게 전화할까요 — 박사님일까요, 제 경쟁자일까요? 저희는 그분이 아무에게도 전화하지 않길 바라요. 그래서 먼저 과정, 그다음에 주사기예요.</w:t>
+      </w:r>
+    </w:p>
+    <w:p>
+      <w:pPr>
+        <w:pStyle w:val="BodyText"/>
+      </w:pPr>
+      <w:r>
+        <w:t xml:space="preserve">알렉세이: 흠. 당신네 대표한테 당신을 항의하면요?</w:t>
+      </w:r>
+    </w:p>
+    <w:p>
+      <w:pPr>
+        <w:pStyle w:val="BodyText"/>
+      </w:pPr>
+      <w:r>
+        <w:t xml:space="preserve">디마: 하세요. 대표님도 똑같이 말할 거예요. 그분 문에 판지가 걸려 있거든요.</w:t>
+      </w:r>
+    </w:p>
+    <w:p>
+      <w:pPr>
+        <w:pStyle w:val="BodyText"/>
+      </w:pPr>
+      <w:r>
+        <w:t xml:space="preserve">알렉세이: 무슨 판지요? 무슨 얘기예요?</w:t>
+      </w:r>
+    </w:p>
+    <w:p>
+      <w:pPr>
+        <w:pStyle w:val="BodyText"/>
+      </w:pPr>
+      <w:r>
+        <w:t xml:space="preserve">디마: 들어올 때 봤어요: 「해를 끼치지 말라」. 무슨 사연인지는 모르지만, 짐작은 가요.</w:t>
+      </w:r>
+    </w:p>
+    <w:p>
+      <w:pPr>
+        <w:pStyle w:val="BodyText"/>
+      </w:pPr>
+      <w:r>
+        <w:t xml:space="preserve">알렉세이: 스톱, 테스트 끝. 올가 페트로브나, 이리나, 어때요?</w:t>
+      </w:r>
+    </w:p>
+    <w:p>
+      <w:pPr>
+        <w:pStyle w:val="BodyText"/>
+      </w:pPr>
+      <w:r>
+        <w:t xml:space="preserve">올가: 네 번 거절했고 한 번도 목소리를 안 높였어요. 한 번도 「유감스럽게도」라고 안 했어요. 합격.</w:t>
+      </w:r>
+    </w:p>
+    <w:p>
+      <w:pPr>
+        <w:pStyle w:val="BodyText"/>
+      </w:pPr>
+      <w:r>
+        <w:t xml:space="preserve">이리나: 그리고 토요일 팬텀을 제안했어요. 그냥 「안 돼요」가 아니라 「안 되지만 이건 가능해요」. 합격.</w:t>
+      </w:r>
+    </w:p>
+    <w:p>
+      <w:pPr>
+        <w:pStyle w:val="BodyText"/>
+      </w:pPr>
+      <w:r>
+        <w:t xml:space="preserve">디마: 이제 제가 여쭤봐도 될까요? 판지를 봤는데, 무슨 사연이에요?</w:t>
+      </w:r>
+    </w:p>
+    <w:p>
+      <w:pPr>
+        <w:pStyle w:val="BodyText"/>
+      </w:pPr>
+      <w:r>
+        <w:t xml:space="preserve">알렉세이: 우리 할머니예요. 40년 동안 준의사셨어요. 제가 「헬베메드」를 그만둘 때 그 판지를 주셨어요. 원하면 저녁 먹으면서 얘기해 줄게요, 각자 계산으로. 그게 우리 회사에서 당신의 첫 번째 규칙이에요.</w:t>
+      </w:r>
+    </w:p>
+    <w:p>
+      <w:pPr>
+        <w:pStyle w:val="BodyText"/>
+      </w:pPr>
+      <w:r>
+        <w:t xml:space="preserve">디마: 그럼 저 합격한 거예요? 제가 제대로 이해한 거죠?</w:t>
+      </w:r>
+    </w:p>
+    <w:p>
+      <w:pPr>
+        <w:pStyle w:val="BodyText"/>
+      </w:pPr>
+      <w:r>
+        <w:t xml:space="preserve">알렉세이: 기본급 9만. 보너스는 수료한 의사, 재주문, 위반 0건에 대해. 위반 한 번이면 해고. 서명하시겠어요?</w:t>
+      </w:r>
+    </w:p>
+    <w:p>
+      <w:pPr>
+        <w:pStyle w:val="BodyText"/>
+      </w:pPr>
+      <w:r>
+        <w:t xml:space="preserve">디마: 9만이요, 야로슬라블에선 6만 받았어요. 서명할게요. 그런데 재주문 보너스는 비율이 아니죠?</w:t>
+      </w:r>
+    </w:p>
+    <w:p>
+      <w:pPr>
+        <w:pStyle w:val="BodyText"/>
+      </w:pPr>
+      <w:r>
+        <w:t xml:space="preserve">이리나: 비율이 아니에요. 다시 주문한 의사 한 명당 고정 금액이에요. 얼마나 샀는지는 상관없어요.</w:t>
+      </w:r>
+    </w:p>
+    <w:p>
+      <w:pPr>
+        <w:pStyle w:val="BodyText"/>
+      </w:pPr>
+      <w:r>
+        <w:t xml:space="preserve">디마: 알겠어요. 그러니까 의사가 많이 사는 게 아니라 만족하는 게 저한테 이득이네요. 수의사들이랑 똑같아요. 만족한 수의사는 저녁 식사도 선물도 없이 매달 스스로 전화했어요.</w:t>
+      </w:r>
+    </w:p>
+    <w:p>
+      <w:pPr>
+        <w:pStyle w:val="BodyText"/>
+      </w:pPr>
+      <w:r>
+        <w:t xml:space="preserve">올가: 적었어요. 알렉세이 니콜라예비치, 이 사람이 당신보다 보너스 제도를 더 빨리 이해했네요.</w:t>
       </w:r>
     </w:p>
     <w:bookmarkEnd w:id="36"/>
@@ -4086,119 +4086,119 @@
         <w:pStyle w:val="FirstParagraph"/>
       </w:pPr>
       <w:r>
-        <w:t xml:space="preserve">이리나: 드미트리, 첫날이에요. 여기 우리 규칙. 열 개 항목. 읽고 숙지했다고 서명해요.</w:t>
-      </w:r>
-    </w:p>
-    <w:p>
-      <w:pPr>
-        <w:pStyle w:val="BodyText"/>
-      </w:pPr>
-      <w:r>
-        <w:t xml:space="preserve">디마: 8항. 「문 위의 판지. 아무도 떼지 않는다」. 이게 법적인 거예요?</w:t>
-      </w:r>
-    </w:p>
-    <w:p>
-      <w:pPr>
-        <w:pStyle w:val="BodyText"/>
-      </w:pPr>
-      <w:r>
-        <w:t xml:space="preserve">이리나: 법적으로는 — 아무것도 아니에요. 우리에겐 — 전부예요. 거의 2년 전에 변호사한테 내가 한 말이에요.</w:t>
-      </w:r>
-    </w:p>
-    <w:p>
-      <w:pPr>
-        <w:pStyle w:val="BodyText"/>
-      </w:pPr>
-      <w:r>
-        <w:t xml:space="preserve">알리나: 드미트리, 이거 받아요. 공책. 센터 강사들이 주는 거예요. 첫 장이 비어 있어요.</w:t>
-      </w:r>
-    </w:p>
-    <w:p>
-      <w:pPr>
-        <w:pStyle w:val="BodyText"/>
-      </w:pPr>
-      <w:r>
-        <w:t xml:space="preserve">디마: 공책이요? 제 거 있는데요.</w:t>
-      </w:r>
-    </w:p>
-    <w:p>
-      <w:pPr>
-        <w:pStyle w:val="BodyText"/>
-      </w:pPr>
-      <w:r>
-        <w:t xml:space="preserve">알리나: 그건 — 소용이에요. 이건 — 의사용. 실수를 하나하나 적어요. 자기 실수부터.</w:t>
-      </w:r>
-    </w:p>
-    <w:p>
-      <w:pPr>
-        <w:pStyle w:val="BodyText"/>
-      </w:pPr>
-      <w:r>
-        <w:t xml:space="preserve">올가: 그리고 첫 주는 — 교육. 1모듈. 팬텀 없이. 이해하는 걸 팔게 될 거예요.</w:t>
-      </w:r>
-    </w:p>
-    <w:p>
-      <w:pPr>
-        <w:pStyle w:val="BodyText"/>
-      </w:pPr>
-      <w:r>
-        <w:t xml:space="preserve">디마: 알겠습니다. 의사들한텐 언제 가요?</w:t>
-      </w:r>
-    </w:p>
-    <w:p>
-      <w:pPr>
-        <w:pStyle w:val="BodyText"/>
-      </w:pPr>
-      <w:r>
-        <w:t xml:space="preserve">알렉세이: 일주일 뒤에. 처음엔 — 코르닐로바. 자기 의사들한테 당신을 들일지는 그분이 정해요.</w:t>
-      </w:r>
-    </w:p>
-    <w:p>
-      <w:pPr>
-        <w:pStyle w:val="BodyText"/>
-      </w:pPr>
-      <w:r>
-        <w:t xml:space="preserve">디마: 코르닐로바 — 한 원장님보다 엄격하다는 그분이요?</w:t>
-      </w:r>
-    </w:p>
-    <w:p>
-      <w:pPr>
-        <w:pStyle w:val="BodyText"/>
-      </w:pPr>
-      <w:r>
-        <w:t xml:space="preserve">알렉세이: 바로 그분이요. 드미트리, 이제 제 차례예요. 자기소개 해 줘요. 일 말고. 자기 얘기.</w:t>
-      </w:r>
-    </w:p>
-    <w:p>
-      <w:pPr>
-        <w:pStyle w:val="BodyText"/>
-      </w:pPr>
-      <w:r>
-        <w:t xml:space="preserve">디마: 야로슬라블 출신이에요. 엄마는 — 지역 병원 간호사예요. 아버지는 제가 여덟 살 때 떠났어요.</w:t>
-      </w:r>
-    </w:p>
-    <w:p>
-      <w:pPr>
-        <w:pStyle w:val="BodyText"/>
-      </w:pPr>
-      <w:r>
-        <w:t xml:space="preserve">알렉세이: 어머님은 아직 일하세요?</w:t>
-      </w:r>
-    </w:p>
-    <w:p>
-      <w:pPr>
-        <w:pStyle w:val="BodyText"/>
-      </w:pPr>
-      <w:r>
-        <w:t xml:space="preserve">디마: 일하세요. 제가 일주일씩 출장 갈 때마다 한 문장을 하세요. 「디마, 나한테 안 줄 건 팔지 마라」. 엄마만의 말인 줄 알았어요. 지금 그 말을 당신 문에서 보고 있네요.</w:t>
-      </w:r>
-    </w:p>
-    <w:p>
-      <w:pPr>
-        <w:pStyle w:val="BodyText"/>
-      </w:pPr>
-      <w:r>
-        <w:t xml:space="preserve">알렉세이: 그럼 제대로 찾아왔네요. 본론으로 갑시다, 디마. 1모듈. 9시 정각. 알리나가 기다려요.</w:t>
+        <w:t xml:space="preserve">이리나: 드미트리, 첫날이에요. 여기 우리 규칙 열 개 조항이에요. 읽고, 숙지했다는 서명을 해 주세요.</w:t>
+      </w:r>
+    </w:p>
+    <w:p>
+      <w:pPr>
+        <w:pStyle w:val="BodyText"/>
+      </w:pPr>
+      <w:r>
+        <w:t xml:space="preserve">디마: 8조: 「문 위의 판지. 아무도 떼지 않는다」. 이게 법적 효력이 있어요?</w:t>
+      </w:r>
+    </w:p>
+    <w:p>
+      <w:pPr>
+        <w:pStyle w:val="BodyText"/>
+      </w:pPr>
+      <w:r>
+        <w:t xml:space="preserve">이리나: 법적으론 아무 의미 없어요. 하지만 우리에겐 전부예요. 거의 2년 전에 변호사한테 한 말이에요.</w:t>
+      </w:r>
+    </w:p>
+    <w:p>
+      <w:pPr>
+        <w:pStyle w:val="BodyText"/>
+      </w:pPr>
+      <w:r>
+        <w:t xml:space="preserve">알리나: 드미트리, 이건 센터 강사들이 드리는 공책이에요. 첫 장은 비어 있어요.</w:t>
+      </w:r>
+    </w:p>
+    <w:p>
+      <w:pPr>
+        <w:pStyle w:val="BodyText"/>
+      </w:pPr>
+      <w:r>
+        <w:t xml:space="preserve">디마: 공책이요? 감사하지만, 저한텐 제 공책이 있는데요.</w:t>
+      </w:r>
+    </w:p>
+    <w:p>
+      <w:pPr>
+        <w:pStyle w:val="BodyText"/>
+      </w:pPr>
+      <w:r>
+        <w:t xml:space="preserve">알리나: 그건 소를 위한 거고, 이건 의사를 위한 거예요. 실수를 하나하나 적으세요. 무엇보다 자기 실수부터요.</w:t>
+      </w:r>
+    </w:p>
+    <w:p>
+      <w:pPr>
+        <w:pStyle w:val="BodyText"/>
+      </w:pPr>
+      <w:r>
+        <w:t xml:space="preserve">올가: 그리고 첫 주는 과정이에요, 1모듈, 팬텀 없이. 이해하는 것만 팔게 될 거예요.</w:t>
+      </w:r>
+    </w:p>
+    <w:p>
+      <w:pPr>
+        <w:pStyle w:val="BodyText"/>
+      </w:pPr>
+      <w:r>
+        <w:t xml:space="preserve">디마: 알겠어요. 그럼 의사들한테는 언제 가요?</w:t>
+      </w:r>
+    </w:p>
+    <w:p>
+      <w:pPr>
+        <w:pStyle w:val="BodyText"/>
+      </w:pPr>
+      <w:r>
+        <w:t xml:space="preserve">알렉세이: 일주일 뒤에요. 맨 먼저 코르닐로바에게요. 자기 의사들한테 당신을 들일지는 그분이 직접 정해요. 그리고 믿어요, 얇은 피부 환자를 보듯 당신을 꼼꼼히 볼 거예요.</w:t>
+      </w:r>
+    </w:p>
+    <w:p>
+      <w:pPr>
+        <w:pStyle w:val="BodyText"/>
+      </w:pPr>
+      <w:r>
+        <w:t xml:space="preserve">디마: 코르닐로바가 한 원장님보다 더 엄격하다는 그분이에요?</w:t>
+      </w:r>
+    </w:p>
+    <w:p>
+      <w:pPr>
+        <w:pStyle w:val="BodyText"/>
+      </w:pPr>
+      <w:r>
+        <w:t xml:space="preserve">알렉세이: 바로 그분이요. 드미트리, 이제 제 차례예요. 자기소개를 해 주세요. 일 말고, 당신 자신에 대해서요.</w:t>
+      </w:r>
+    </w:p>
+    <w:p>
+      <w:pPr>
+        <w:pStyle w:val="BodyText"/>
+      </w:pPr>
+      <w:r>
+        <w:t xml:space="preserve">디마: 저는 야로슬라블 출신이에요. 어머니는 지역 병원 간호사시고, 아버지는 제가 여덟 살 때 떠났어요.</w:t>
+      </w:r>
+    </w:p>
+    <w:p>
+      <w:pPr>
+        <w:pStyle w:val="BodyText"/>
+      </w:pPr>
+      <w:r>
+        <w:t xml:space="preserve">알렉세이: 어머니는 지금도 그 병원에서 일하세요?</w:t>
+      </w:r>
+    </w:p>
+    <w:p>
+      <w:pPr>
+        <w:pStyle w:val="BodyText"/>
+      </w:pPr>
+      <w:r>
+        <w:t xml:space="preserve">디마: 일하세요. 제가 일주일씩 출장 갈 때마다 늘 한마디 하세요: 「디마, 나한테 주지 않을 건 팔지 마라」. 어머니만의 말인 줄 알았는데, 여기 문에서 보게 됐네요.</w:t>
+      </w:r>
+    </w:p>
+    <w:p>
+      <w:pPr>
+        <w:pStyle w:val="BodyText"/>
+      </w:pPr>
+      <w:r>
+        <w:t xml:space="preserve">알렉세이: 그럼 제대로 찾아왔네요. 본론으로 갑시다, 디마. 1모듈, 9시 정각. 알리나가 기다리고 있어요.</w:t>
       </w:r>
     </w:p>
     <w:bookmarkEnd w:id="37"/>
